--- a/plans/7th Grade Technology/7th Grade Monthly Planning/3rd Trimester/7° Technology - October.docx
+++ b/plans/7th Grade Technology/7th Grade Monthly Planning/3rd Trimester/7° Technology - October.docx
@@ -11,65 +11,17 @@
           <w:szCs w:val="24"/>
           <w:lang w:val="es-PA"/>
         </w:rPr>
+        <w:spacing w:line="360" w:lineRule="auto" w:before="0" w:after="0"/>
       </w:pPr>
       <w:r>
         <w:rPr>
+          <w:rFonts w:ascii="Arial" w:hAnsi="Arial" w:eastAsia="Arial" w:cs="Arial"/>
           <w:b/>
+          <w:i w:val="0"/>
           <w:sz w:val="24"/>
-          <w:szCs w:val="24"/>
-          <w:lang w:val="es-PA"/>
+          <w:u w:val="none"/>
         </w:rPr>
         <w:t>MINISTERIO DE EDUCACIÓN DE PANAMÁ</w:t>
-      </w:r>
-      <w:r>
-        <w:rPr>
-          <w:noProof/>
-          <w:sz w:val="24"/>
-          <w:szCs w:val="24"/>
-        </w:rPr>
-        <w:drawing>
-          <wp:anchor distT="114300" distB="114300" distL="114300" distR="114300" simplePos="0" relativeHeight="251659264" behindDoc="0" locked="0" layoutInCell="1" hidden="0" allowOverlap="1" wp14:anchorId="55040CBA" wp14:editId="4BC7CD8F">
-            <wp:simplePos x="0" y="0"/>
-            <wp:positionH relativeFrom="column">
-              <wp:posOffset>-33020</wp:posOffset>
-            </wp:positionH>
-            <wp:positionV relativeFrom="paragraph">
-              <wp:posOffset>10795</wp:posOffset>
-            </wp:positionV>
-            <wp:extent cx="624840" cy="693420"/>
-            <wp:effectExtent l="0" t="0" r="3810" b="0"/>
-            <wp:wrapNone/>
-            <wp:docPr id="6" name="image1.png" descr="A logo for a science academy&#10;&#10;AI-generated content may be incorrect."/>
-            <wp:cNvGraphicFramePr/>
-            <a:graphic xmlns:a="http://schemas.openxmlformats.org/drawingml/2006/main">
-              <a:graphicData uri="http://schemas.openxmlformats.org/drawingml/2006/picture">
-                <pic:pic xmlns:pic="http://schemas.openxmlformats.org/drawingml/2006/picture">
-                  <pic:nvPicPr>
-                    <pic:cNvPr id="6" name="image1.png" descr="A logo for a science academy&#10;&#10;AI-generated content may be incorrect."/>
-                    <pic:cNvPicPr preferRelativeResize="0"/>
-                  </pic:nvPicPr>
-                  <pic:blipFill>
-                    <a:blip r:embed="rId6"/>
-                    <a:srcRect/>
-                    <a:stretch>
-                      <a:fillRect/>
-                    </a:stretch>
-                  </pic:blipFill>
-                  <pic:spPr>
-                    <a:xfrm>
-                      <a:off x="0" y="0"/>
-                      <a:ext cx="624840" cy="693420"/>
-                    </a:xfrm>
-                    <a:prstGeom prst="rect">
-                      <a:avLst/>
-                    </a:prstGeom>
-                    <a:ln/>
-                  </pic:spPr>
-                </pic:pic>
-              </a:graphicData>
-            </a:graphic>
-          </wp:anchor>
-        </w:drawing>
       </w:r>
     </w:p>
     <w:p>
@@ -80,12 +32,15 @@
           <w:sz w:val="24"/>
           <w:szCs w:val="24"/>
         </w:rPr>
+        <w:spacing w:line="360" w:lineRule="auto" w:before="0" w:after="0"/>
       </w:pPr>
       <w:r>
         <w:rPr>
+          <w:rFonts w:ascii="Arial" w:hAnsi="Arial" w:eastAsia="Arial" w:cs="Arial"/>
           <w:b/>
+          <w:i w:val="0"/>
           <w:sz w:val="24"/>
-          <w:szCs w:val="24"/>
+          <w:u w:val="none"/>
         </w:rPr>
         <w:t>ACADEMIA INTERNACIONAL DAVID</w:t>
       </w:r>
@@ -98,14 +53,17 @@
           <w:sz w:val="24"/>
           <w:szCs w:val="24"/>
         </w:rPr>
+        <w:spacing w:line="360" w:lineRule="auto" w:before="0" w:after="0"/>
       </w:pPr>
       <w:r>
         <w:rPr>
+          <w:rFonts w:ascii="Arial" w:hAnsi="Arial" w:eastAsia="Arial" w:cs="Arial"/>
           <w:b/>
+          <w:i w:val="0"/>
           <w:sz w:val="24"/>
-          <w:szCs w:val="24"/>
+          <w:u w:val="none"/>
         </w:rPr>
-        <w:t xml:space="preserve">WEEKLY/MONTHLY PLAN </w:t>
+        <w:t>WEEKLY/MONTHLY PLAN</w:t>
       </w:r>
     </w:p>
     <w:p>
@@ -116,8 +74,16 @@
           <w:sz w:val="24"/>
           <w:szCs w:val="24"/>
         </w:rPr>
+        <w:spacing w:line="360" w:lineRule="auto" w:before="0" w:after="0"/>
       </w:pPr>
       <w:r>
+        <w:rPr>
+          <w:rFonts w:ascii="Arial" w:hAnsi="Arial" w:eastAsia="Arial" w:cs="Arial"/>
+          <w:b/>
+          <w:i w:val="0"/>
+          <w:sz w:val="24"/>
+          <w:u w:val="none"/>
+        </w:rPr>
         <w:t>MONTH: OCTOBER</w:t>
       </w:r>
     </w:p>
@@ -129,8 +95,16 @@
           <w:sz w:val="24"/>
           <w:szCs w:val="24"/>
         </w:rPr>
+        <w:spacing w:line="360" w:lineRule="auto" w:before="0" w:after="0"/>
       </w:pPr>
       <w:r>
+        <w:rPr>
+          <w:rFonts w:ascii="Arial" w:hAnsi="Arial" w:eastAsia="Arial" w:cs="Arial"/>
+          <w:b/>
+          <w:i w:val="0"/>
+          <w:sz w:val="24"/>
+          <w:u w:val="none"/>
+        </w:rPr>
         <w:t>WEEKS: 5</w:t>
       </w:r>
     </w:p>
@@ -153,60 +127,246 @@
         <w:tc>
           <w:tcPr>
             <w:tcW w:w="2564" w:type="dxa"/>
+            <w:vAlign w:val="top"/>
           </w:tcPr>
           <w:p>
-            <w:r>
-              <w:t>Subject: Technology</w:t>
+            <w:pPr>
+              <w:jc w:val="left"/>
+              <w:spacing w:line="360" w:lineRule="auto" w:before="0" w:after="0"/>
+            </w:pPr>
+            <w:r>
+              <w:rPr>
+                <w:rFonts w:ascii="Arial" w:hAnsi="Arial" w:eastAsia="Arial" w:cs="Arial"/>
+                <w:b w:val="0"/>
+                <w:i w:val="0"/>
+                <w:sz w:val="24"/>
+                <w:u w:val="none"/>
+              </w:rPr>
+            </w:r>
+            <w:r>
+              <w:rPr>
+                <w:rFonts w:ascii="Arial" w:hAnsi="Arial" w:eastAsia="Arial" w:cs="Arial"/>
+                <w:b/>
+                <w:i w:val="0"/>
+                <w:sz w:val="24"/>
+                <w:u w:val="none"/>
+              </w:rPr>
+              <w:t xml:space="preserve">Subject: </w:t>
+            </w:r>
+            <w:r>
+              <w:rPr>
+                <w:rFonts w:ascii="Arial" w:hAnsi="Arial" w:eastAsia="Arial" w:cs="Arial"/>
+                <w:b w:val="0"/>
+                <w:i w:val="0"/>
+                <w:sz w:val="24"/>
+                <w:u w:val="none"/>
+              </w:rPr>
+              <w:t>Technology</w:t>
             </w:r>
           </w:p>
         </w:tc>
         <w:tc>
           <w:tcPr>
             <w:tcW w:w="2921" w:type="dxa"/>
+            <w:vAlign w:val="top"/>
           </w:tcPr>
           <w:p>
-            <w:r>
-              <w:t>Teacher: Porfirio Rios</w:t>
+            <w:pPr>
+              <w:jc w:val="left"/>
+              <w:spacing w:line="360" w:lineRule="auto" w:before="0" w:after="0"/>
+            </w:pPr>
+            <w:r>
+              <w:rPr>
+                <w:rFonts w:ascii="Arial" w:hAnsi="Arial" w:eastAsia="Arial" w:cs="Arial"/>
+                <w:b w:val="0"/>
+                <w:i w:val="0"/>
+                <w:sz w:val="24"/>
+                <w:u w:val="none"/>
+              </w:rPr>
+            </w:r>
+            <w:r>
+              <w:rPr>
+                <w:rFonts w:ascii="Arial" w:hAnsi="Arial" w:eastAsia="Arial" w:cs="Arial"/>
+                <w:b/>
+                <w:i w:val="0"/>
+                <w:sz w:val="24"/>
+                <w:u w:val="none"/>
+              </w:rPr>
+              <w:t xml:space="preserve">Teacher: </w:t>
+            </w:r>
+            <w:r>
+              <w:rPr>
+                <w:rFonts w:ascii="Arial" w:hAnsi="Arial" w:eastAsia="Arial" w:cs="Arial"/>
+                <w:b w:val="0"/>
+                <w:i w:val="0"/>
+                <w:sz w:val="24"/>
+                <w:u w:val="none"/>
+              </w:rPr>
+              <w:t>Porfirio Rios</w:t>
             </w:r>
           </w:p>
         </w:tc>
         <w:tc>
           <w:tcPr>
             <w:tcW w:w="2207" w:type="dxa"/>
+            <w:vAlign w:val="top"/>
           </w:tcPr>
           <w:p>
-            <w:r>
-              <w:t>Grade: 7th</w:t>
+            <w:pPr>
+              <w:jc w:val="left"/>
+              <w:spacing w:line="360" w:lineRule="auto" w:before="0" w:after="0"/>
+            </w:pPr>
+            <w:r>
+              <w:rPr>
+                <w:rFonts w:ascii="Arial" w:hAnsi="Arial" w:eastAsia="Arial" w:cs="Arial"/>
+                <w:b w:val="0"/>
+                <w:i w:val="0"/>
+                <w:sz w:val="24"/>
+                <w:u w:val="none"/>
+              </w:rPr>
+            </w:r>
+            <w:r>
+              <w:rPr>
+                <w:rFonts w:ascii="Arial" w:hAnsi="Arial" w:eastAsia="Arial" w:cs="Arial"/>
+                <w:b/>
+                <w:i w:val="0"/>
+                <w:sz w:val="24"/>
+                <w:u w:val="none"/>
+              </w:rPr>
+              <w:t xml:space="preserve">Grade: </w:t>
+            </w:r>
+            <w:r>
+              <w:rPr>
+                <w:rFonts w:ascii="Arial" w:hAnsi="Arial" w:eastAsia="Arial" w:cs="Arial"/>
+                <w:b w:val="0"/>
+                <w:i w:val="0"/>
+                <w:sz w:val="24"/>
+                <w:u w:val="none"/>
+              </w:rPr>
+              <w:t>7th</w:t>
             </w:r>
           </w:p>
         </w:tc>
         <w:tc>
           <w:tcPr>
             <w:tcW w:w="2564" w:type="dxa"/>
+            <w:vAlign w:val="top"/>
           </w:tcPr>
           <w:p>
-            <w:r>
-              <w:t>Trimester:3rd</w:t>
+            <w:pPr>
+              <w:jc w:val="left"/>
+              <w:spacing w:line="360" w:lineRule="auto" w:before="0" w:after="0"/>
+            </w:pPr>
+            <w:r>
+              <w:rPr>
+                <w:rFonts w:ascii="Arial" w:hAnsi="Arial" w:eastAsia="Arial" w:cs="Arial"/>
+                <w:b w:val="0"/>
+                <w:i w:val="0"/>
+                <w:sz w:val="24"/>
+                <w:u w:val="none"/>
+              </w:rPr>
+            </w:r>
+            <w:r>
+              <w:rPr>
+                <w:rFonts w:ascii="Arial" w:hAnsi="Arial" w:eastAsia="Arial" w:cs="Arial"/>
+                <w:b/>
+                <w:i w:val="0"/>
+                <w:sz w:val="24"/>
+                <w:u w:val="none"/>
+              </w:rPr>
+              <w:t xml:space="preserve">Trimester: </w:t>
+            </w:r>
+            <w:r>
+              <w:rPr>
+                <w:rFonts w:ascii="Arial" w:hAnsi="Arial" w:eastAsia="Arial" w:cs="Arial"/>
+                <w:b w:val="0"/>
+                <w:i w:val="0"/>
+                <w:sz w:val="24"/>
+                <w:u w:val="none"/>
+              </w:rPr>
+              <w:t>3rd</w:t>
             </w:r>
           </w:p>
         </w:tc>
         <w:tc>
           <w:tcPr>
             <w:tcW w:w="2564" w:type="dxa"/>
+            <w:vAlign w:val="top"/>
           </w:tcPr>
           <w:p>
-            <w:r>
-              <w:t>Year: 2026</w:t>
+            <w:pPr>
+              <w:jc w:val="left"/>
+              <w:spacing w:line="360" w:lineRule="auto" w:before="0" w:after="0"/>
+            </w:pPr>
+            <w:r>
+              <w:rPr>
+                <w:rFonts w:ascii="Arial" w:hAnsi="Arial" w:eastAsia="Arial" w:cs="Arial"/>
+                <w:b w:val="0"/>
+                <w:i w:val="0"/>
+                <w:sz w:val="24"/>
+                <w:u w:val="none"/>
+              </w:rPr>
+            </w:r>
+            <w:r>
+              <w:rPr>
+                <w:rFonts w:ascii="Arial" w:hAnsi="Arial" w:eastAsia="Arial" w:cs="Arial"/>
+                <w:b/>
+                <w:i w:val="0"/>
+                <w:sz w:val="24"/>
+                <w:u w:val="none"/>
+              </w:rPr>
+              <w:t xml:space="preserve">Year: </w:t>
+            </w:r>
+            <w:r>
+              <w:rPr>
+                <w:rFonts w:ascii="Arial" w:hAnsi="Arial" w:eastAsia="Arial" w:cs="Arial"/>
+                <w:b w:val="0"/>
+                <w:i w:val="0"/>
+                <w:sz w:val="24"/>
+                <w:u w:val="none"/>
+              </w:rPr>
+              <w:t>2026</w:t>
             </w:r>
           </w:p>
         </w:tc>
         <w:tc>
           <w:tcPr>
             <w:tcW w:w="2564" w:type="dxa"/>
+            <w:vAlign w:val="top"/>
           </w:tcPr>
           <w:p>
-            <w:r>
-              <w:t>Weekly Hours: 3</w:t>
+            <w:pPr>
+              <w:jc w:val="left"/>
+              <w:spacing w:line="360" w:lineRule="auto" w:before="0" w:after="0"/>
+            </w:pPr>
+            <w:r>
+              <w:rPr>
+                <w:rFonts w:ascii="Arial" w:hAnsi="Arial" w:eastAsia="Arial" w:cs="Arial"/>
+                <w:b w:val="0"/>
+                <w:i w:val="0"/>
+                <w:sz w:val="24"/>
+                <w:u w:val="none"/>
+              </w:rPr>
+            </w:r>
+            <w:r>
+              <w:rPr>
+                <w:rFonts w:ascii="Arial" w:hAnsi="Arial" w:eastAsia="Arial" w:cs="Arial"/>
+                <w:b/>
+                <w:i w:val="0"/>
+                <w:sz w:val="24"/>
+                <w:u w:val="none"/>
+              </w:rPr>
+              <w:t xml:space="preserve">Weekly Hours: </w:t>
+            </w:r>
+            <w:r>
+              <w:rPr>
+                <w:rFonts w:ascii="Arial" w:hAnsi="Arial" w:eastAsia="Arial" w:cs="Arial"/>
+                <w:b w:val="0"/>
+                <w:i w:val="0"/>
+                <w:sz w:val="24"/>
+                <w:u w:val="none"/>
+              </w:rPr>
+              <w:t>3</w:t>
             </w:r>
           </w:p>
         </w:tc>
@@ -216,15 +376,54 @@
           <w:tcPr>
             <w:tcW w:w="15384" w:type="dxa"/>
             <w:gridSpan w:val="6"/>
+            <w:vAlign w:val="top"/>
           </w:tcPr>
           <w:p>
-            <w:r>
+            <w:pPr>
+              <w:spacing w:line="480" w:lineRule="auto" w:before="0" w:after="0"/>
+            </w:pPr>
+            <w:r/>
+            <w:r>
+              <w:rPr>
+                <w:rFonts w:ascii="Arial" w:hAnsi="Arial" w:eastAsia="Arial" w:cs="Arial"/>
+                <w:b/>
+                <w:i w:val="0"/>
+                <w:sz w:val="24"/>
+                <w:u w:val="none"/>
+              </w:rPr>
               <w:t>Competences:</w:t>
               <w:br/>
+            </w:r>
+            <w:r>
+              <w:rPr>
+                <w:rFonts w:ascii="Arial" w:hAnsi="Arial" w:eastAsia="Arial" w:cs="Arial"/>
+                <w:b w:val="0"/>
+                <w:i w:val="0"/>
+                <w:sz w:val="24"/>
+                <w:u w:val="none"/>
+              </w:rPr>
               <w:t>Analyze spreadsheet data with sorting, filtering, COUNTIF, and conditional formatting.</w:t>
               <w:br/>
+            </w:r>
+            <w:r>
+              <w:rPr>
+                <w:rFonts w:ascii="Arial" w:hAnsi="Arial" w:eastAsia="Arial" w:cs="Arial"/>
+                <w:b w:val="0"/>
+                <w:i w:val="0"/>
+                <w:sz w:val="24"/>
+                <w:u w:val="none"/>
+              </w:rPr>
               <w:t>Apply decomposition, subroutines, loops, and lists to organize Scratch programs.</w:t>
               <w:br/>
+            </w:r>
+            <w:r>
+              <w:rPr>
+                <w:rFonts w:ascii="Arial" w:hAnsi="Arial" w:eastAsia="Arial" w:cs="Arial"/>
+                <w:b w:val="0"/>
+                <w:i w:val="0"/>
+                <w:sz w:val="24"/>
+                <w:u w:val="none"/>
+              </w:rPr>
               <w:t>Evaluate digital sources, credit media correctly, and describe input/output behavior in physical computing systems.</w:t>
             </w:r>
           </w:p>
@@ -235,15 +434,54 @@
           <w:tcPr>
             <w:tcW w:w="15384" w:type="dxa"/>
             <w:gridSpan w:val="6"/>
+            <w:vAlign w:val="top"/>
           </w:tcPr>
           <w:p>
-            <w:r>
+            <w:pPr>
+              <w:spacing w:line="480" w:lineRule="auto" w:before="0" w:after="0"/>
+            </w:pPr>
+            <w:r/>
+            <w:r>
+              <w:rPr>
+                <w:rFonts w:ascii="Arial" w:hAnsi="Arial" w:eastAsia="Arial" w:cs="Arial"/>
+                <w:b/>
+                <w:i w:val="0"/>
+                <w:sz w:val="24"/>
+                <w:u w:val="none"/>
+              </w:rPr>
               <w:t>Learning Objectives:</w:t>
               <w:br/>
+            </w:r>
+            <w:r>
+              <w:rPr>
+                <w:rFonts w:ascii="Arial" w:hAnsi="Arial" w:eastAsia="Arial" w:cs="Arial"/>
+                <w:b w:val="0"/>
+                <w:i w:val="0"/>
+                <w:sz w:val="24"/>
+                <w:u w:val="none"/>
+              </w:rPr>
               <w:t>Sort and filter spreadsheet data, count matching items, and write one conclusion from a pattern.</w:t>
               <w:br/>
+            </w:r>
+            <w:r>
+              <w:rPr>
+                <w:rFonts w:ascii="Arial" w:hAnsi="Arial" w:eastAsia="Arial" w:cs="Arial"/>
+                <w:b w:val="0"/>
+                <w:i w:val="0"/>
+                <w:sz w:val="24"/>
+                <w:u w:val="none"/>
+              </w:rPr>
               <w:t>Plan and build Scratch features using reusable subroutines, loops, and organized lists.</w:t>
               <w:br/>
+            </w:r>
+            <w:r>
+              <w:rPr>
+                <w:rFonts w:ascii="Arial" w:hAnsi="Arial" w:eastAsia="Arial" w:cs="Arial"/>
+                <w:b w:val="0"/>
+                <w:i w:val="0"/>
+                <w:sz w:val="24"/>
+                <w:u w:val="none"/>
+              </w:rPr>
               <w:t>Check source credibility, create a short media post plan, and label a micro:bit sensor system diagram.</w:t>
             </w:r>
           </w:p>
@@ -254,16 +492,64 @@
           <w:tcPr>
             <w:tcW w:w="15384" w:type="dxa"/>
             <w:gridSpan w:val="6"/>
+            <w:vAlign w:val="top"/>
+            <w:tcMar>
+              <w:top w:w="90" w:type="dxa"/>
+              <w:start w:w="90" w:type="dxa"/>
+              <w:bottom w:w="90" w:type="dxa"/>
+              <w:end w:w="90" w:type="dxa"/>
+            </w:tcMar>
           </w:tcPr>
           <w:p>
-            <w:r>
+            <w:pPr>
+              <w:spacing w:before="0" w:after="0" w:line="360" w:lineRule="auto"/>
+            </w:pPr>
+            <w:r>
+              <w:rPr>
+                <w:rFonts w:ascii="Arial" w:hAnsi="Arial" w:eastAsia="Arial"/>
+                <w:b/>
+                <w:sz w:val="24"/>
+              </w:rPr>
               <w:t>Learning Outcomes:</w:t>
-              <w:br/>
-              <w:t>Submit spreadsheet analysis evidence using sort, filter, COUNTIF, or conditional formatting.</w:t>
-              <w:br/>
+            </w:r>
+          </w:p>
+          <w:p>
+            <w:pPr>
+              <w:spacing w:before="0" w:after="0" w:line="360" w:lineRule="auto"/>
+            </w:pPr>
+            <w:r>
+              <w:rPr>
+                <w:rFonts w:ascii="Arial" w:hAnsi="Arial" w:eastAsia="Arial"/>
+                <w:b w:val="0"/>
+                <w:sz w:val="24"/>
+              </w:rPr>
+              <w:t>Submit spreadsheet analysis evidence using sort, filter, COUNTIF, conditional formatting, and responsible data teamwork.</w:t>
+            </w:r>
+          </w:p>
+          <w:p>
+            <w:pPr>
+              <w:spacing w:before="0" w:after="0" w:line="360" w:lineRule="auto"/>
+            </w:pPr>
+            <w:r>
+              <w:rPr>
+                <w:rFonts w:ascii="Arial" w:hAnsi="Arial" w:eastAsia="Arial"/>
+                <w:b w:val="0"/>
+                <w:sz w:val="24"/>
+              </w:rPr>
               <w:t>Demonstrate a Scratch subroutine and loop feature and explain how the program is organized.</w:t>
-              <w:br/>
-              <w:t>Complete a source credibility and image credit check and submit a media or sensor-system planning artifact.</w:t>
+            </w:r>
+          </w:p>
+          <w:p>
+            <w:pPr>
+              <w:spacing w:before="0" w:after="0" w:line="360" w:lineRule="auto"/>
+            </w:pPr>
+            <w:r>
+              <w:rPr>
+                <w:rFonts w:ascii="Arial" w:hAnsi="Arial" w:eastAsia="Arial"/>
+                <w:b w:val="0"/>
+                <w:sz w:val="24"/>
+              </w:rPr>
+              <w:t>Complete source credibility, blog/media responsibility, and micro:bit sensor-system planning evidence before November project buffers.</w:t>
             </w:r>
           </w:p>
         </w:tc>
@@ -290,9 +576,30 @@
               <w:right w:val="single" w:sz="4" w:space="0" w:color="auto"/>
             </w:tcBorders>
             <w:shd w:val="clear" w:color="auto" w:fill="A8D08D"/>
+            <w:vAlign w:val="top"/>
           </w:tcPr>
           <w:p>
-            <w:r>
+            <w:pPr>
+              <w:jc w:val="center"/>
+              <w:spacing w:line="360" w:lineRule="auto" w:before="0" w:after="0"/>
+            </w:pPr>
+            <w:r>
+              <w:rPr>
+                <w:rFonts w:ascii="Arial" w:hAnsi="Arial" w:eastAsia="Arial" w:cs="Arial"/>
+                <w:b/>
+                <w:i w:val="0"/>
+                <w:sz w:val="24"/>
+                <w:u w:val="none"/>
+              </w:rPr>
+            </w:r>
+            <w:r>
+              <w:rPr>
+                <w:rFonts w:ascii="Arial" w:hAnsi="Arial" w:eastAsia="Arial" w:cs="Arial"/>
+                <w:b/>
+                <w:i w:val="0"/>
+                <w:sz w:val="24"/>
+                <w:u w:val="none"/>
+              </w:rPr>
               <w:t>7A, 7B day – 45min – October - Week 3</w:t>
             </w:r>
           </w:p>
@@ -307,9 +614,30 @@
               <w:right w:val="single" w:sz="4" w:space="0" w:color="auto"/>
             </w:tcBorders>
             <w:shd w:val="clear" w:color="auto" w:fill="A8D08D"/>
+            <w:vAlign w:val="top"/>
           </w:tcPr>
           <w:p>
-            <w:r>
+            <w:pPr>
+              <w:jc w:val="center"/>
+              <w:spacing w:line="360" w:lineRule="auto" w:before="0" w:after="0"/>
+            </w:pPr>
+            <w:r>
+              <w:rPr>
+                <w:rFonts w:ascii="Arial" w:hAnsi="Arial" w:eastAsia="Arial" w:cs="Arial"/>
+                <w:b/>
+                <w:i w:val="0"/>
+                <w:sz w:val="24"/>
+                <w:u w:val="none"/>
+              </w:rPr>
+            </w:r>
+            <w:r>
+              <w:rPr>
+                <w:rFonts w:ascii="Arial" w:hAnsi="Arial" w:eastAsia="Arial" w:cs="Arial"/>
+                <w:b/>
+                <w:i w:val="0"/>
+                <w:sz w:val="24"/>
+                <w:u w:val="none"/>
+              </w:rPr>
               <w:t>7A, 7B day – 90 min – October - Week 3</w:t>
             </w:r>
           </w:p>
@@ -325,33 +653,226 @@
               <w:bottom w:val="single" w:sz="4" w:space="0" w:color="auto"/>
               <w:right w:val="single" w:sz="4" w:space="0" w:color="auto"/>
             </w:tcBorders>
+            <w:vAlign w:val="top"/>
           </w:tcPr>
           <w:p>
-            <w:r>
-              <w:t>Topic:</w:t>
-              <w:br/>
+            <w:pPr>
+              <w:spacing w:line="360" w:lineRule="auto" w:before="0" w:after="0"/>
+            </w:pPr>
+            <w:r>
+              <w:rPr>
+                <w:rFonts w:ascii="Arial" w:hAnsi="Arial" w:eastAsia="Arial" w:cs="Arial"/>
+                <w:b/>
+                <w:i w:val="0"/>
+                <w:sz w:val="24"/>
+                <w:u w:val="none"/>
+              </w:rPr>
+              <w:t xml:space="preserve">Topic: </w:t>
+            </w:r>
+            <w:r>
+              <w:rPr>
+                <w:rFonts w:ascii="Arial" w:hAnsi="Arial" w:eastAsia="Arial" w:cs="Arial"/>
+                <w:b w:val="0"/>
+                <w:i w:val="0"/>
+                <w:sz w:val="24"/>
+                <w:u w:val="none"/>
+              </w:rPr>
               <w:t>Sorting and filtering data</w:t>
-              <w:br/>
-              <w:br/>
-              <w:t>Pre-activities</w:t>
-              <w:br/>
+            </w:r>
+          </w:p>
+          <w:p>
+            <w:pPr>
+              <w:spacing w:line="360" w:lineRule="auto" w:before="0" w:after="0"/>
+            </w:pPr>
+            <w:r>
+              <w:rPr>
+                <w:rFonts w:ascii="Arial" w:hAnsi="Arial" w:eastAsia="Arial" w:cs="Arial"/>
+                <w:i w:val="0"/>
+                <w:sz w:val="24"/>
+                <w:u w:val="none"/>
+                <w:b/>
+                <w:bCs/>
+              </w:rPr>
+              <w:t>Class Objective:</w:t>
+            </w:r>
+          </w:p>
+          <w:p>
+            <w:pPr>
+              <w:spacing w:line="360" w:lineRule="auto" w:before="0" w:after="0"/>
+            </w:pPr>
+            <w:r>
+              <w:rPr>
+                <w:rFonts w:ascii="Arial" w:hAnsi="Arial" w:eastAsia="Arial" w:cs="Arial"/>
+                <w:i w:val="0"/>
+                <w:sz w:val="24"/>
+                <w:u w:val="none"/>
+              </w:rPr>
+              <w:t>Sort and filter a small spreadsheet data set.</w:t>
+            </w:r>
+          </w:p>
+          <w:p>
+            <w:pPr>
+              <w:spacing w:line="360" w:lineRule="auto" w:before="0" w:after="0"/>
+            </w:pPr>
+            <w:r>
+              <w:rPr>
+                <w:rFonts w:ascii="Arial" w:hAnsi="Arial" w:eastAsia="Arial" w:cs="Arial"/>
+                <w:b/>
+                <w:i w:val="0"/>
+                <w:sz w:val="24"/>
+                <w:u w:val="none"/>
+              </w:rPr>
+              <w:t>Pre-activities:</w:t>
+            </w:r>
+          </w:p>
+          <w:p>
+            <w:pPr>
+              <w:spacing w:line="360" w:lineRule="auto" w:before="0" w:after="0"/>
+            </w:pPr>
+            <w:r>
+              <w:rPr>
+                <w:rFonts w:ascii="Arial" w:hAnsi="Arial" w:eastAsia="Arial" w:cs="Arial"/>
+                <w:b w:val="0"/>
+                <w:i w:val="0"/>
+                <w:sz w:val="24"/>
+                <w:u w:val="none"/>
+              </w:rPr>
               <w:t>Review Week 3 practice vocabulary (part 1).</w:t>
-              <w:br/>
+            </w:r>
+          </w:p>
+          <w:p>
+            <w:pPr>
+              <w:spacing w:line="360" w:lineRule="auto" w:before="0" w:after="0"/>
+            </w:pPr>
+            <w:r>
+              <w:rPr>
+                <w:rFonts w:ascii="Arial" w:hAnsi="Arial" w:eastAsia="Arial" w:cs="Arial"/>
+                <w:b w:val="0"/>
+                <w:i w:val="0"/>
+                <w:sz w:val="24"/>
+                <w:u w:val="none"/>
+              </w:rPr>
               <w:t>sort: To arrange data in order</w:t>
-              <w:br/>
+            </w:r>
+          </w:p>
+          <w:p>
+            <w:pPr>
+              <w:spacing w:line="360" w:lineRule="auto" w:before="0" w:after="0"/>
+            </w:pPr>
+            <w:r>
+              <w:rPr>
+                <w:rFonts w:ascii="Arial" w:hAnsi="Arial" w:eastAsia="Arial" w:cs="Arial"/>
+                <w:b w:val="0"/>
+                <w:i w:val="0"/>
+                <w:sz w:val="24"/>
+                <w:u w:val="none"/>
+              </w:rPr>
               <w:t>filter: To show only data that matches a rule</w:t>
-              <w:br/>
+            </w:r>
+          </w:p>
+          <w:p>
+            <w:pPr>
+              <w:spacing w:line="360" w:lineRule="auto" w:before="0" w:after="0"/>
+            </w:pPr>
+            <w:r>
+              <w:rPr>
+                <w:rFonts w:ascii="Arial" w:hAnsi="Arial" w:eastAsia="Arial" w:cs="Arial"/>
+                <w:b w:val="0"/>
+                <w:i w:val="0"/>
+                <w:sz w:val="24"/>
+                <w:u w:val="none"/>
+              </w:rPr>
               <w:t>COUNTIF: A spreadsheet function that counts items matching a condition</w:t>
-              <w:br/>
-              <w:br/>
-              <w:t>While activities</w:t>
-              <w:br/>
-              <w:t>Sort and filter a small spreadsheet data set. Highlight two patterns and write one conclusion from the filtered data.</w:t>
-              <w:br/>
-              <w:br/>
-              <w:t>Post activities</w:t>
-              <w:br/>
-              <w:t>Save the filtered version. Explain one situation where filtering is useful.</w:t>
+            </w:r>
+          </w:p>
+          <w:p>
+            <w:pPr>
+              <w:spacing w:line="360" w:lineRule="auto" w:before="0" w:after="0"/>
+            </w:pPr>
+            <w:r>
+              <w:rPr>
+                <w:rFonts w:ascii="Arial" w:hAnsi="Arial" w:eastAsia="Arial" w:cs="Arial"/>
+                <w:b/>
+                <w:i w:val="0"/>
+                <w:sz w:val="24"/>
+                <w:u w:val="none"/>
+              </w:rPr>
+              <w:t>While activities:</w:t>
+            </w:r>
+          </w:p>
+          <w:p>
+            <w:pPr>
+              <w:spacing w:line="360" w:lineRule="auto" w:before="0" w:after="0"/>
+            </w:pPr>
+            <w:r>
+              <w:rPr>
+                <w:rFonts w:ascii="Arial" w:hAnsi="Arial" w:eastAsia="Arial" w:cs="Arial"/>
+                <w:b w:val="0"/>
+                <w:i w:val="0"/>
+                <w:sz w:val="24"/>
+                <w:u w:val="none"/>
+              </w:rPr>
+              <w:t>Sort and filter a small spreadsheet data set.</w:t>
+            </w:r>
+          </w:p>
+          <w:p>
+            <w:pPr>
+              <w:spacing w:line="360" w:lineRule="auto" w:before="0" w:after="0"/>
+            </w:pPr>
+            <w:r>
+              <w:rPr>
+                <w:rFonts w:ascii="Arial" w:hAnsi="Arial" w:eastAsia="Arial" w:cs="Arial"/>
+                <w:b w:val="0"/>
+                <w:i w:val="0"/>
+                <w:sz w:val="24"/>
+                <w:u w:val="none"/>
+              </w:rPr>
+              <w:t>Highlight two patterns and write one conclusion from the filtered data.</w:t>
+            </w:r>
+          </w:p>
+          <w:p>
+            <w:pPr>
+              <w:spacing w:line="360" w:lineRule="auto" w:before="0" w:after="0"/>
+            </w:pPr>
+            <w:r>
+              <w:rPr>
+                <w:rFonts w:ascii="Arial" w:hAnsi="Arial" w:eastAsia="Arial" w:cs="Arial"/>
+                <w:b/>
+                <w:i w:val="0"/>
+                <w:sz w:val="24"/>
+                <w:u w:val="none"/>
+              </w:rPr>
+              <w:t>Post activities:</w:t>
+            </w:r>
+          </w:p>
+          <w:p>
+            <w:pPr>
+              <w:spacing w:line="360" w:lineRule="auto" w:before="0" w:after="0"/>
+            </w:pPr>
+            <w:r>
+              <w:rPr>
+                <w:rFonts w:ascii="Arial" w:hAnsi="Arial" w:eastAsia="Arial" w:cs="Arial"/>
+                <w:b w:val="0"/>
+                <w:i w:val="0"/>
+                <w:sz w:val="24"/>
+                <w:u w:val="none"/>
+              </w:rPr>
+              <w:t>Save the filtered version.</w:t>
+            </w:r>
+          </w:p>
+          <w:p>
+            <w:pPr>
+              <w:spacing w:line="360" w:lineRule="auto" w:before="0" w:after="0"/>
+            </w:pPr>
+            <w:r>
+              <w:rPr>
+                <w:rFonts w:ascii="Arial" w:hAnsi="Arial" w:eastAsia="Arial" w:cs="Arial"/>
+                <w:b w:val="0"/>
+                <w:i w:val="0"/>
+                <w:sz w:val="24"/>
+                <w:u w:val="none"/>
+              </w:rPr>
+              <w:t>Explain one situation where filtering is useful.</w:t>
             </w:r>
           </w:p>
         </w:tc>
@@ -364,33 +885,227 @@
               <w:bottom w:val="single" w:sz="4" w:space="0" w:color="auto"/>
               <w:right w:val="single" w:sz="4" w:space="0" w:color="auto"/>
             </w:tcBorders>
+            <w:vAlign w:val="top"/>
           </w:tcPr>
           <w:p>
-            <w:r>
-              <w:t>Topic:</w:t>
-              <w:br/>
+            <w:pPr>
+              <w:spacing w:line="360" w:lineRule="auto" w:before="0" w:after="0"/>
+            </w:pPr>
+            <w:r>
+              <w:rPr>
+                <w:rFonts w:ascii="Arial" w:hAnsi="Arial" w:eastAsia="Arial" w:cs="Arial"/>
+                <w:b/>
+                <w:i w:val="0"/>
+                <w:sz w:val="24"/>
+                <w:u w:val="none"/>
+              </w:rPr>
+              <w:t xml:space="preserve">Topic: </w:t>
+            </w:r>
+            <w:r>
+              <w:rPr>
+                <w:rFonts w:ascii="Arial" w:hAnsi="Arial" w:eastAsia="Arial" w:cs="Arial"/>
+                <w:b w:val="0"/>
+                <w:i w:val="0"/>
+                <w:sz w:val="24"/>
+                <w:u w:val="none"/>
+              </w:rPr>
               <w:t>Conditional formatting and COUNTIF</w:t>
-              <w:br/>
-              <w:br/>
-              <w:t>Pre-activities</w:t>
-              <w:br/>
+            </w:r>
+          </w:p>
+          <w:p>
+            <w:pPr>
+              <w:spacing w:line="360" w:lineRule="auto" w:before="0" w:after="0"/>
+            </w:pPr>
+            <w:r>
+              <w:rPr>
+                <w:rFonts w:ascii="Arial" w:hAnsi="Arial" w:eastAsia="Arial" w:cs="Arial"/>
+                <w:i w:val="0"/>
+                <w:sz w:val="24"/>
+                <w:u w:val="none"/>
+                <w:b/>
+                <w:bCs/>
+              </w:rPr>
+              <w:t>Class Objective:</w:t>
+            </w:r>
+          </w:p>
+          <w:p>
+            <w:pPr>
+              <w:spacing w:line="360" w:lineRule="auto" w:before="0" w:after="0"/>
+            </w:pPr>
+            <w:r>
+              <w:rPr>
+                <w:rFonts w:ascii="Arial" w:hAnsi="Arial" w:eastAsia="Arial" w:cs="Arial"/>
+                <w:i w:val="0"/>
+                <w:sz w:val="24"/>
+                <w:u w:val="none"/>
+              </w:rPr>
+              <w:t>Complete Appreciation Grade #1 for data teamwork during spreadsheet practice.</w:t>
+            </w:r>
+          </w:p>
+          <w:p>
+            <w:pPr>
+              <w:spacing w:line="360" w:lineRule="auto" w:before="0" w:after="0"/>
+            </w:pPr>
+            <w:r>
+              <w:rPr>
+                <w:rFonts w:ascii="Arial" w:hAnsi="Arial" w:eastAsia="Arial" w:cs="Arial"/>
+                <w:b/>
+                <w:i w:val="0"/>
+                <w:sz w:val="24"/>
+                <w:u w:val="none"/>
+              </w:rPr>
+              <w:t>Pre-activities:</w:t>
+            </w:r>
+          </w:p>
+          <w:p>
+            <w:pPr>
+              <w:spacing w:line="360" w:lineRule="auto" w:before="0" w:after="0"/>
+            </w:pPr>
+            <w:r>
+              <w:rPr>
+                <w:rFonts w:ascii="Arial" w:hAnsi="Arial" w:eastAsia="Arial" w:cs="Arial"/>
+                <w:b w:val="0"/>
+                <w:i w:val="0"/>
+                <w:sz w:val="24"/>
+                <w:u w:val="none"/>
+              </w:rPr>
               <w:t>Review Week 3 practice vocabulary (part 2).</w:t>
-              <w:br/>
+            </w:r>
+          </w:p>
+          <w:p>
+            <w:pPr>
+              <w:spacing w:line="360" w:lineRule="auto" w:before="0" w:after="0"/>
+            </w:pPr>
+            <w:r>
+              <w:rPr>
+                <w:rFonts w:ascii="Arial" w:hAnsi="Arial" w:eastAsia="Arial" w:cs="Arial"/>
+                <w:b w:val="0"/>
+                <w:i w:val="0"/>
+                <w:sz w:val="24"/>
+                <w:u w:val="none"/>
+              </w:rPr>
               <w:t>formatting: Changing how text or data looks</w:t>
-              <w:br/>
+            </w:r>
+          </w:p>
+          <w:p>
+            <w:pPr>
+              <w:spacing w:line="360" w:lineRule="auto" w:before="0" w:after="0"/>
+            </w:pPr>
+            <w:r>
+              <w:rPr>
+                <w:rFonts w:ascii="Arial" w:hAnsi="Arial" w:eastAsia="Arial" w:cs="Arial"/>
+                <w:b w:val="0"/>
+                <w:i w:val="0"/>
+                <w:sz w:val="24"/>
+                <w:u w:val="none"/>
+              </w:rPr>
               <w:t>pattern: Something that repeats or has a clear order</w:t>
-              <w:br/>
+            </w:r>
+          </w:p>
+          <w:p>
+            <w:pPr>
+              <w:spacing w:line="360" w:lineRule="auto" w:before="0" w:after="0"/>
+            </w:pPr>
+            <w:r>
+              <w:rPr>
+                <w:rFonts w:ascii="Arial" w:hAnsi="Arial" w:eastAsia="Arial" w:cs="Arial"/>
+                <w:b w:val="0"/>
+                <w:i w:val="0"/>
+                <w:sz w:val="24"/>
+                <w:u w:val="none"/>
+              </w:rPr>
               <w:t>condition: A rule that can be true or false</w:t>
-              <w:br/>
-              <w:br/>
-              <w:t>While activities</w:t>
-              <w:br/>
-              <w:t>Complete Appreciation Grade #1 for data teamwork during spreadsheet practice. Then apply conditional formatting to highlight values that meet a rule, use COUNTIF to count items in one category, and interpret the result in one short paragraph.</w:t>
-              <w:br/>
-              <w:br/>
-              <w:t>Post activities</w:t>
-              <w:br/>
-              <w:t>Submit the spreadsheet. Write one question the data can answer.</w:t>
+            </w:r>
+          </w:p>
+          <w:p>
+            <w:pPr>
+              <w:spacing w:line="360" w:lineRule="auto" w:before="0" w:after="0"/>
+            </w:pPr>
+            <w:r>
+              <w:rPr>
+                <w:rFonts w:ascii="Arial" w:hAnsi="Arial" w:eastAsia="Arial" w:cs="Arial"/>
+                <w:b/>
+                <w:i w:val="0"/>
+                <w:sz w:val="24"/>
+                <w:u w:val="none"/>
+              </w:rPr>
+              <w:t>While activities:</w:t>
+            </w:r>
+          </w:p>
+          <w:p>
+            <w:pPr>
+              <w:spacing w:line="360" w:lineRule="auto" w:before="0" w:after="0"/>
+            </w:pPr>
+            <w:r>
+              <w:rPr>
+                <w:rFonts w:ascii="Arial" w:hAnsi="Arial" w:eastAsia="Arial" w:cs="Arial"/>
+                <w:b w:val="0"/>
+                <w:i w:val="0"/>
+                <w:sz w:val="24"/>
+                <w:highlight w:val="yellow"/>
+                <w:u w:val="none"/>
+              </w:rPr>
+              <w:t>Complete Appreciation Grade #1 for data teamwork during spreadsheet practice.</w:t>
+            </w:r>
+          </w:p>
+          <w:p>
+            <w:pPr>
+              <w:spacing w:line="360" w:lineRule="auto" w:before="0" w:after="0"/>
+            </w:pPr>
+            <w:r>
+              <w:rPr>
+                <w:rFonts w:ascii="Arial" w:hAnsi="Arial" w:eastAsia="Arial" w:cs="Arial"/>
+                <w:b w:val="0"/>
+                <w:i w:val="0"/>
+                <w:sz w:val="24"/>
+                <w:u w:val="none"/>
+              </w:rPr>
+              <w:t>Then apply conditional formatting to highlight values that meet a rule, use COUNTIF to count items in one category, and interpret the result in one short paragraph.</w:t>
+            </w:r>
+          </w:p>
+          <w:p>
+            <w:pPr>
+              <w:spacing w:line="360" w:lineRule="auto" w:before="0" w:after="0"/>
+            </w:pPr>
+            <w:r>
+              <w:rPr>
+                <w:rFonts w:ascii="Arial" w:hAnsi="Arial" w:eastAsia="Arial" w:cs="Arial"/>
+                <w:b/>
+                <w:i w:val="0"/>
+                <w:sz w:val="24"/>
+                <w:u w:val="none"/>
+              </w:rPr>
+              <w:t>Post activities:</w:t>
+            </w:r>
+          </w:p>
+          <w:p>
+            <w:pPr>
+              <w:spacing w:line="360" w:lineRule="auto" w:before="0" w:after="0"/>
+            </w:pPr>
+            <w:r>
+              <w:rPr>
+                <w:rFonts w:ascii="Arial" w:hAnsi="Arial" w:eastAsia="Arial" w:cs="Arial"/>
+                <w:b w:val="0"/>
+                <w:i w:val="0"/>
+                <w:sz w:val="24"/>
+                <w:u w:val="none"/>
+              </w:rPr>
+              <w:t>Submit the spreadsheet.</w:t>
+            </w:r>
+          </w:p>
+          <w:p>
+            <w:pPr>
+              <w:spacing w:line="360" w:lineRule="auto" w:before="0" w:after="0"/>
+            </w:pPr>
+            <w:r>
+              <w:rPr>
+                <w:rFonts w:ascii="Arial" w:hAnsi="Arial" w:eastAsia="Arial" w:cs="Arial"/>
+                <w:b w:val="0"/>
+                <w:i w:val="0"/>
+                <w:sz w:val="24"/>
+                <w:u w:val="none"/>
+              </w:rPr>
+              <w:t>Write one question the data can answer.</w:t>
             </w:r>
           </w:p>
         </w:tc>
@@ -405,10 +1120,32 @@
               <w:bottom w:val="single" w:sz="4" w:space="0" w:color="auto"/>
               <w:right w:val="single" w:sz="4" w:space="0" w:color="auto"/>
             </w:tcBorders>
+            <w:vAlign w:val="top"/>
           </w:tcPr>
           <w:p>
-            <w:r>
-              <w:t>Resources: Pen, pencil, technology notebook, student's email and password, Google Classroom, Scratch access, starter files when needed, Google Sheets or Excel, prepared data files, micro:bit or simulator, USB cables, ultrasonic sensor, speaker or computer sound output, Google Sites access, project planning sheet, projector.</w:t>
+            <w:pPr>
+              <w:spacing w:line="360" w:lineRule="auto" w:before="0" w:after="0"/>
+            </w:pPr>
+            <w:r/>
+            <w:r>
+              <w:rPr>
+                <w:rFonts w:ascii="Arial" w:hAnsi="Arial" w:eastAsia="Arial" w:cs="Arial"/>
+                <w:b/>
+                <w:i w:val="0"/>
+                <w:sz w:val="24"/>
+                <w:u w:val="none"/>
+              </w:rPr>
+              <w:t xml:space="preserve">Resources: </w:t>
+            </w:r>
+            <w:r>
+              <w:rPr>
+                <w:rFonts w:ascii="Arial" w:hAnsi="Arial" w:eastAsia="Arial" w:cs="Arial"/>
+                <w:b w:val="0"/>
+                <w:i w:val="0"/>
+                <w:sz w:val="24"/>
+                <w:u w:val="none"/>
+              </w:rPr>
+              <w:t>Pen, pencil, technology notebook, student's computer, email and password</w:t>
             </w:r>
           </w:p>
         </w:tc>
@@ -421,10 +1158,32 @@
               <w:bottom w:val="single" w:sz="4" w:space="0" w:color="auto"/>
               <w:right w:val="single" w:sz="4" w:space="0" w:color="auto"/>
             </w:tcBorders>
+            <w:vAlign w:val="top"/>
           </w:tcPr>
           <w:p>
-            <w:r>
-              <w:t>Resources: Pen, pencil, technology notebook, student's email and password, Google Classroom, Scratch access, starter files when needed, Google Sheets or Excel, prepared data files, micro:bit or simulator, USB cables, ultrasonic sensor, speaker or computer sound output, Google Sites access, project planning sheet, projector.</w:t>
+            <w:pPr>
+              <w:spacing w:line="360" w:lineRule="auto" w:before="0" w:after="0"/>
+            </w:pPr>
+            <w:r/>
+            <w:r>
+              <w:rPr>
+                <w:rFonts w:ascii="Arial" w:hAnsi="Arial" w:eastAsia="Arial" w:cs="Arial"/>
+                <w:b/>
+                <w:i w:val="0"/>
+                <w:sz w:val="24"/>
+                <w:u w:val="none"/>
+              </w:rPr>
+              <w:t xml:space="preserve">Resources: </w:t>
+            </w:r>
+            <w:r>
+              <w:rPr>
+                <w:rFonts w:ascii="Arial" w:hAnsi="Arial" w:eastAsia="Arial" w:cs="Arial"/>
+                <w:b w:val="0"/>
+                <w:i w:val="0"/>
+                <w:sz w:val="24"/>
+                <w:u w:val="none"/>
+              </w:rPr>
+              <w:t>Pen, pencil, technology notebook, student's computer, email and password</w:t>
             </w:r>
           </w:p>
         </w:tc>
@@ -440,9 +1199,30 @@
               <w:right w:val="single" w:sz="4" w:space="0" w:color="auto"/>
             </w:tcBorders>
             <w:shd w:val="clear" w:color="auto" w:fill="A8D08D"/>
+            <w:vAlign w:val="top"/>
           </w:tcPr>
           <w:p>
-            <w:r>
+            <w:pPr>
+              <w:jc w:val="center"/>
+              <w:spacing w:line="360" w:lineRule="auto" w:before="0" w:after="0"/>
+            </w:pPr>
+            <w:r>
+              <w:rPr>
+                <w:rFonts w:ascii="Arial" w:hAnsi="Arial" w:eastAsia="Arial" w:cs="Arial"/>
+                <w:b/>
+                <w:i w:val="0"/>
+                <w:sz w:val="24"/>
+                <w:u w:val="none"/>
+              </w:rPr>
+            </w:r>
+            <w:r>
+              <w:rPr>
+                <w:rFonts w:ascii="Arial" w:hAnsi="Arial" w:eastAsia="Arial" w:cs="Arial"/>
+                <w:b/>
+                <w:i w:val="0"/>
+                <w:sz w:val="24"/>
+                <w:u w:val="none"/>
+              </w:rPr>
               <w:t>7A, 7B day – 45min – October - Week 4</w:t>
             </w:r>
           </w:p>
@@ -457,9 +1237,30 @@
               <w:right w:val="single" w:sz="4" w:space="0" w:color="auto"/>
             </w:tcBorders>
             <w:shd w:val="clear" w:color="auto" w:fill="A8D08D"/>
+            <w:vAlign w:val="top"/>
           </w:tcPr>
           <w:p>
-            <w:r>
+            <w:pPr>
+              <w:jc w:val="center"/>
+              <w:spacing w:line="360" w:lineRule="auto" w:before="0" w:after="0"/>
+            </w:pPr>
+            <w:r>
+              <w:rPr>
+                <w:rFonts w:ascii="Arial" w:hAnsi="Arial" w:eastAsia="Arial" w:cs="Arial"/>
+                <w:b/>
+                <w:i w:val="0"/>
+                <w:sz w:val="24"/>
+                <w:u w:val="none"/>
+              </w:rPr>
+            </w:r>
+            <w:r>
+              <w:rPr>
+                <w:rFonts w:ascii="Arial" w:hAnsi="Arial" w:eastAsia="Arial" w:cs="Arial"/>
+                <w:b/>
+                <w:i w:val="0"/>
+                <w:sz w:val="24"/>
+                <w:u w:val="none"/>
+              </w:rPr>
               <w:t>7A, 7B day – 90 min – October - Week 4</w:t>
             </w:r>
           </w:p>
@@ -475,35 +1276,211 @@
               <w:bottom w:val="single" w:sz="4" w:space="0" w:color="auto"/>
               <w:right w:val="single" w:sz="4" w:space="0" w:color="auto"/>
             </w:tcBorders>
+            <w:vAlign w:val="top"/>
           </w:tcPr>
           <w:p>
-            <w:r>
-              <w:t>Topic:</w:t>
-              <w:br/>
+            <w:pPr>
+              <w:spacing w:line="360" w:lineRule="auto" w:before="0" w:after="0"/>
+            </w:pPr>
+            <w:r>
+              <w:rPr>
+                <w:rFonts w:ascii="Arial" w:hAnsi="Arial" w:eastAsia="Arial" w:cs="Arial"/>
+                <w:b/>
+                <w:i w:val="0"/>
+                <w:sz w:val="24"/>
+                <w:u w:val="none"/>
+              </w:rPr>
+              <w:t xml:space="preserve">Topic: </w:t>
+            </w:r>
+            <w:r>
+              <w:rPr>
+                <w:rFonts w:ascii="Arial" w:hAnsi="Arial" w:eastAsia="Arial" w:cs="Arial"/>
+                <w:b w:val="0"/>
+                <w:i w:val="0"/>
+                <w:sz w:val="24"/>
+                <w:u w:val="none"/>
+              </w:rPr>
               <w:t>Decomposition and subroutines</w:t>
-              <w:br/>
-              <w:br/>
-              <w:t>Pre-activities</w:t>
-              <w:br/>
-              <w:t>Break a simple task into 4 smaller steps, such as start, choose input, run action, and show result.</w:t>
-              <w:br/>
-              <w:t>Review Week 4 practice vocabulary (part 1).</w:t>
-              <w:br/>
+            </w:r>
+          </w:p>
+          <w:p>
+            <w:pPr>
+              <w:spacing w:line="360" w:lineRule="auto" w:before="0" w:after="0"/>
+            </w:pPr>
+            <w:r>
+              <w:rPr>
+                <w:rFonts w:ascii="Arial" w:hAnsi="Arial" w:eastAsia="Arial" w:cs="Arial"/>
+                <w:i w:val="0"/>
+                <w:sz w:val="24"/>
+                <w:u w:val="none"/>
+                <w:b/>
+                <w:bCs/>
+              </w:rPr>
+              <w:t>Class Objective:</w:t>
+            </w:r>
+          </w:p>
+          <w:p>
+            <w:pPr>
+              <w:spacing w:line="360" w:lineRule="auto" w:before="0" w:after="0"/>
+            </w:pPr>
+            <w:r>
+              <w:rPr>
+                <w:rFonts w:ascii="Arial" w:hAnsi="Arial" w:eastAsia="Arial" w:cs="Arial"/>
+                <w:i w:val="0"/>
+                <w:sz w:val="24"/>
+                <w:u w:val="none"/>
+              </w:rPr>
+              <w:t>Create a Scratch plan that separates a larger action into at least 3 labeled subroutines.</w:t>
+            </w:r>
+          </w:p>
+          <w:p>
+            <w:pPr>
+              <w:spacing w:line="360" w:lineRule="auto" w:before="0" w:after="0"/>
+            </w:pPr>
+            <w:r>
+              <w:rPr>
+                <w:rFonts w:ascii="Arial" w:hAnsi="Arial" w:eastAsia="Arial" w:cs="Arial"/>
+                <w:b/>
+                <w:i w:val="0"/>
+                <w:sz w:val="24"/>
+                <w:u w:val="none"/>
+              </w:rPr>
+              <w:t>Pre-activities:</w:t>
+            </w:r>
+          </w:p>
+          <w:p>
+            <w:pPr>
+              <w:spacing w:line="360" w:lineRule="auto" w:before="0" w:after="0"/>
+            </w:pPr>
+            <w:r>
+              <w:rPr>
+                <w:rFonts w:ascii="Arial" w:hAnsi="Arial" w:eastAsia="Arial" w:cs="Arial"/>
+                <w:b w:val="0"/>
+                <w:i w:val="0"/>
+                <w:sz w:val="24"/>
+                <w:u w:val="none"/>
+              </w:rPr>
+              <w:t>Break a simple task into 4 smaller steps, such as start, choose input, run action, and show result. Review Week 4 practice vocabulary (part 1).</w:t>
+            </w:r>
+          </w:p>
+          <w:p>
+            <w:pPr>
+              <w:spacing w:line="360" w:lineRule="auto" w:before="0" w:after="0"/>
+            </w:pPr>
+            <w:r>
+              <w:rPr>
+                <w:rFonts w:ascii="Arial" w:hAnsi="Arial" w:eastAsia="Arial" w:cs="Arial"/>
+                <w:b w:val="0"/>
+                <w:i w:val="0"/>
+                <w:sz w:val="24"/>
+                <w:u w:val="none"/>
+              </w:rPr>
               <w:t>decomposition: Breaking a big task into smaller parts</w:t>
-              <w:br/>
+            </w:r>
+          </w:p>
+          <w:p>
+            <w:pPr>
+              <w:spacing w:line="360" w:lineRule="auto" w:before="0" w:after="0"/>
+            </w:pPr>
+            <w:r>
+              <w:rPr>
+                <w:rFonts w:ascii="Arial" w:hAnsi="Arial" w:eastAsia="Arial" w:cs="Arial"/>
+                <w:b w:val="0"/>
+                <w:i w:val="0"/>
+                <w:sz w:val="24"/>
+                <w:u w:val="none"/>
+              </w:rPr>
               <w:t>subroutine: A smaller named part of a program that can be reused</w:t>
-              <w:br/>
+            </w:r>
+          </w:p>
+          <w:p>
+            <w:pPr>
+              <w:spacing w:line="360" w:lineRule="auto" w:before="0" w:after="0"/>
+            </w:pPr>
+            <w:r>
+              <w:rPr>
+                <w:rFonts w:ascii="Arial" w:hAnsi="Arial" w:eastAsia="Arial" w:cs="Arial"/>
+                <w:b w:val="0"/>
+                <w:i w:val="0"/>
+                <w:sz w:val="24"/>
+                <w:u w:val="none"/>
+              </w:rPr>
               <w:t>call: To run a subroutine from another part of a program</w:t>
-              <w:br/>
-              <w:br/>
-              <w:t>While activities</w:t>
-              <w:br/>
+            </w:r>
+          </w:p>
+          <w:p>
+            <w:pPr>
+              <w:spacing w:line="360" w:lineRule="auto" w:before="0" w:after="0"/>
+            </w:pPr>
+            <w:r>
+              <w:rPr>
+                <w:rFonts w:ascii="Arial" w:hAnsi="Arial" w:eastAsia="Arial" w:cs="Arial"/>
+                <w:b/>
+                <w:i w:val="0"/>
+                <w:sz w:val="24"/>
+                <w:u w:val="none"/>
+              </w:rPr>
+              <w:t>While activities:</w:t>
+            </w:r>
+          </w:p>
+          <w:p>
+            <w:pPr>
+              <w:spacing w:line="360" w:lineRule="auto" w:before="0" w:after="0"/>
+            </w:pPr>
+            <w:r>
+              <w:rPr>
+                <w:rFonts w:ascii="Arial" w:hAnsi="Arial" w:eastAsia="Arial" w:cs="Arial"/>
+                <w:b w:val="0"/>
+                <w:i w:val="0"/>
+                <w:sz w:val="24"/>
+                <w:u w:val="none"/>
+              </w:rPr>
               <w:t>Create a Scratch plan that separates a larger action into at least 3 labeled subroutines.</w:t>
-              <w:br/>
-              <w:br/>
-              <w:t>Post activities</w:t>
-              <w:br/>
-              <w:t>Share the plan with a partner. Revise one step to make it clearer.</w:t>
+            </w:r>
+          </w:p>
+          <w:p>
+            <w:pPr>
+              <w:spacing w:line="360" w:lineRule="auto" w:before="0" w:after="0"/>
+            </w:pPr>
+            <w:r>
+              <w:rPr>
+                <w:rFonts w:ascii="Arial" w:hAnsi="Arial" w:eastAsia="Arial" w:cs="Arial"/>
+                <w:b/>
+                <w:i w:val="0"/>
+                <w:sz w:val="24"/>
+                <w:u w:val="none"/>
+              </w:rPr>
+              <w:t>Post activities:</w:t>
+            </w:r>
+          </w:p>
+          <w:p>
+            <w:pPr>
+              <w:spacing w:line="360" w:lineRule="auto" w:before="0" w:after="0"/>
+            </w:pPr>
+            <w:r>
+              <w:rPr>
+                <w:rFonts w:ascii="Arial" w:hAnsi="Arial" w:eastAsia="Arial" w:cs="Arial"/>
+                <w:b w:val="0"/>
+                <w:i w:val="0"/>
+                <w:sz w:val="24"/>
+                <w:u w:val="none"/>
+              </w:rPr>
+              <w:t>Share the plan with a partner.</w:t>
+            </w:r>
+          </w:p>
+          <w:p>
+            <w:pPr>
+              <w:spacing w:line="360" w:lineRule="auto" w:before="0" w:after="0"/>
+            </w:pPr>
+            <w:r>
+              <w:rPr>
+                <w:rFonts w:ascii="Arial" w:hAnsi="Arial" w:eastAsia="Arial" w:cs="Arial"/>
+                <w:b w:val="0"/>
+                <w:i w:val="0"/>
+                <w:sz w:val="24"/>
+                <w:u w:val="none"/>
+              </w:rPr>
+              <w:t>Revise one step to make it clearer.</w:t>
             </w:r>
           </w:p>
         </w:tc>
@@ -516,35 +1493,212 @@
               <w:bottom w:val="single" w:sz="4" w:space="0" w:color="auto"/>
               <w:right w:val="single" w:sz="4" w:space="0" w:color="auto"/>
             </w:tcBorders>
+            <w:vAlign w:val="top"/>
           </w:tcPr>
           <w:p>
-            <w:r>
-              <w:t>Topic:</w:t>
-              <w:br/>
+            <w:pPr>
+              <w:spacing w:line="360" w:lineRule="auto" w:before="0" w:after="0"/>
+            </w:pPr>
+            <w:r>
+              <w:rPr>
+                <w:rFonts w:ascii="Arial" w:hAnsi="Arial" w:eastAsia="Arial" w:cs="Arial"/>
+                <w:b/>
+                <w:i w:val="0"/>
+                <w:sz w:val="24"/>
+                <w:u w:val="none"/>
+              </w:rPr>
+              <w:t xml:space="preserve">Topic: </w:t>
+            </w:r>
+            <w:r>
+              <w:rPr>
+                <w:rFonts w:ascii="Arial" w:hAnsi="Arial" w:eastAsia="Arial" w:cs="Arial"/>
+                <w:b w:val="0"/>
+                <w:i w:val="0"/>
+                <w:sz w:val="24"/>
+                <w:u w:val="none"/>
+              </w:rPr>
               <w:t>Scratch loops and subroutines</w:t>
-              <w:br/>
-              <w:br/>
-              <w:t>Pre-activities</w:t>
-              <w:br/>
-              <w:t>Predict how a Scratch script will run when a subroutine is called.</w:t>
-              <w:br/>
-              <w:t>Review Week 4 practice vocabulary (part 2).</w:t>
-              <w:br/>
+            </w:r>
+          </w:p>
+          <w:p>
+            <w:pPr>
+              <w:spacing w:line="360" w:lineRule="auto" w:before="0" w:after="0"/>
+            </w:pPr>
+            <w:r>
+              <w:rPr>
+                <w:rFonts w:ascii="Arial" w:hAnsi="Arial" w:eastAsia="Arial" w:cs="Arial"/>
+                <w:i w:val="0"/>
+                <w:sz w:val="24"/>
+                <w:u w:val="none"/>
+                <w:b/>
+                <w:bCs/>
+              </w:rPr>
+              <w:t>Class Objective:</w:t>
+            </w:r>
+          </w:p>
+          <w:p>
+            <w:pPr>
+              <w:spacing w:line="360" w:lineRule="auto" w:before="0" w:after="0"/>
+            </w:pPr>
+            <w:r>
+              <w:rPr>
+                <w:rFonts w:ascii="Arial" w:hAnsi="Arial" w:eastAsia="Arial" w:cs="Arial"/>
+                <w:i w:val="0"/>
+                <w:sz w:val="24"/>
+                <w:u w:val="none"/>
+              </w:rPr>
+              <w:t>Build and demonstrate a Scratch program that uses at least 1 subroutine or custom block, 1 loop, 1 event, and 1 explanation sentence about how decomposition improves the program.</w:t>
+            </w:r>
+          </w:p>
+          <w:p>
+            <w:pPr>
+              <w:spacing w:line="360" w:lineRule="auto" w:before="0" w:after="0"/>
+            </w:pPr>
+            <w:r>
+              <w:rPr>
+                <w:rFonts w:ascii="Arial" w:hAnsi="Arial" w:eastAsia="Arial" w:cs="Arial"/>
+                <w:b/>
+                <w:i w:val="0"/>
+                <w:sz w:val="24"/>
+                <w:u w:val="none"/>
+              </w:rPr>
+              <w:t>Pre-activities:</w:t>
+            </w:r>
+          </w:p>
+          <w:p>
+            <w:pPr>
+              <w:spacing w:line="360" w:lineRule="auto" w:before="0" w:after="0"/>
+            </w:pPr>
+            <w:r>
+              <w:rPr>
+                <w:rFonts w:ascii="Arial" w:hAnsi="Arial" w:eastAsia="Arial" w:cs="Arial"/>
+                <w:b w:val="0"/>
+                <w:i w:val="0"/>
+                <w:sz w:val="24"/>
+                <w:u w:val="none"/>
+              </w:rPr>
+              <w:t>Predict how a Scratch script will run when a subroutine is called. Review Week 4 practice vocabulary (part 2).</w:t>
+            </w:r>
+          </w:p>
+          <w:p>
+            <w:pPr>
+              <w:spacing w:line="360" w:lineRule="auto" w:before="0" w:after="0"/>
+            </w:pPr>
+            <w:r>
+              <w:rPr>
+                <w:rFonts w:ascii="Arial" w:hAnsi="Arial" w:eastAsia="Arial" w:cs="Arial"/>
+                <w:b w:val="0"/>
+                <w:i w:val="0"/>
+                <w:sz w:val="24"/>
+                <w:u w:val="none"/>
+              </w:rPr>
               <w:t>main program: The main set of instructions that controls a project</w:t>
-              <w:br/>
+            </w:r>
+          </w:p>
+          <w:p>
+            <w:pPr>
+              <w:spacing w:line="360" w:lineRule="auto" w:before="0" w:after="0"/>
+            </w:pPr>
+            <w:r>
+              <w:rPr>
+                <w:rFonts w:ascii="Arial" w:hAnsi="Arial" w:eastAsia="Arial" w:cs="Arial"/>
+                <w:b w:val="0"/>
+                <w:i w:val="0"/>
+                <w:sz w:val="24"/>
+                <w:u w:val="none"/>
+              </w:rPr>
               <w:t>reuse: To use something again instead of rebuilding it</w:t>
-              <w:br/>
+            </w:r>
+          </w:p>
+          <w:p>
+            <w:pPr>
+              <w:spacing w:line="360" w:lineRule="auto" w:before="0" w:after="0"/>
+            </w:pPr>
+            <w:r>
+              <w:rPr>
+                <w:rFonts w:ascii="Arial" w:hAnsi="Arial" w:eastAsia="Arial" w:cs="Arial"/>
+                <w:b w:val="0"/>
+                <w:i w:val="0"/>
+                <w:sz w:val="24"/>
+                <w:u w:val="none"/>
+              </w:rPr>
               <w:t>loop: Code that repeats</w:t>
-              <w:br/>
-              <w:br/>
-              <w:t>While activities</w:t>
-              <w:br/>
+            </w:r>
+          </w:p>
+          <w:p>
+            <w:pPr>
+              <w:spacing w:line="360" w:lineRule="auto" w:before="0" w:after="0"/>
+            </w:pPr>
+            <w:r>
+              <w:rPr>
+                <w:rFonts w:ascii="Arial" w:hAnsi="Arial" w:eastAsia="Arial" w:cs="Arial"/>
+                <w:b/>
+                <w:i w:val="0"/>
+                <w:sz w:val="24"/>
+                <w:u w:val="none"/>
+              </w:rPr>
+              <w:t>While activities:</w:t>
+            </w:r>
+          </w:p>
+          <w:p>
+            <w:pPr>
+              <w:spacing w:line="360" w:lineRule="auto" w:before="0" w:after="0"/>
+            </w:pPr>
+            <w:r>
+              <w:rPr>
+                <w:rFonts w:ascii="Arial" w:hAnsi="Arial" w:eastAsia="Arial" w:cs="Arial"/>
+                <w:b w:val="0"/>
+                <w:i w:val="0"/>
+                <w:sz w:val="24"/>
+                <w:highlight w:val="yellow"/>
+                <w:u w:val="none"/>
+              </w:rPr>
               <w:t>Complete Daily Grade #3: Build and demonstrate a Scratch program that uses at least 1 subroutine or custom block, 1 loop, 1 event, and 1 explanation sentence about how decomposition improves the program.</w:t>
-              <w:br/>
-              <w:br/>
-              <w:t>Post activities</w:t>
-              <w:br/>
-              <w:t>Save the Scratch project. Write one improvement you would make with more time.</w:t>
+            </w:r>
+          </w:p>
+          <w:p>
+            <w:pPr>
+              <w:spacing w:line="360" w:lineRule="auto" w:before="0" w:after="0"/>
+            </w:pPr>
+            <w:r>
+              <w:rPr>
+                <w:rFonts w:ascii="Arial" w:hAnsi="Arial" w:eastAsia="Arial" w:cs="Arial"/>
+                <w:b/>
+                <w:i w:val="0"/>
+                <w:sz w:val="24"/>
+                <w:u w:val="none"/>
+              </w:rPr>
+              <w:t>Post activities:</w:t>
+            </w:r>
+          </w:p>
+          <w:p>
+            <w:pPr>
+              <w:spacing w:line="360" w:lineRule="auto" w:before="0" w:after="0"/>
+            </w:pPr>
+            <w:r>
+              <w:rPr>
+                <w:rFonts w:ascii="Arial" w:hAnsi="Arial" w:eastAsia="Arial" w:cs="Arial"/>
+                <w:b w:val="0"/>
+                <w:i w:val="0"/>
+                <w:sz w:val="24"/>
+                <w:u w:val="none"/>
+              </w:rPr>
+              <w:t>Save the Scratch project.</w:t>
+            </w:r>
+          </w:p>
+          <w:p>
+            <w:pPr>
+              <w:spacing w:line="360" w:lineRule="auto" w:before="0" w:after="0"/>
+            </w:pPr>
+            <w:r>
+              <w:rPr>
+                <w:rFonts w:ascii="Arial" w:hAnsi="Arial" w:eastAsia="Arial" w:cs="Arial"/>
+                <w:b w:val="0"/>
+                <w:i w:val="0"/>
+                <w:sz w:val="24"/>
+                <w:u w:val="none"/>
+              </w:rPr>
+              <w:t>Write one improvement you would make with more time.</w:t>
             </w:r>
           </w:p>
         </w:tc>
@@ -559,10 +1713,32 @@
               <w:bottom w:val="single" w:sz="4" w:space="0" w:color="auto"/>
               <w:right w:val="single" w:sz="4" w:space="0" w:color="auto"/>
             </w:tcBorders>
+            <w:vAlign w:val="top"/>
           </w:tcPr>
           <w:p>
-            <w:r>
-              <w:t>Resources: Pen, pencil, technology notebook, student's email and password, Google Classroom, Scratch access, starter files when needed, Google Sheets or Excel, prepared data files, micro:bit or simulator, USB cables, ultrasonic sensor, speaker or computer sound output, Google Sites access, project planning sheet, projector.</w:t>
+            <w:pPr>
+              <w:spacing w:line="360" w:lineRule="auto" w:before="0" w:after="0"/>
+            </w:pPr>
+            <w:r/>
+            <w:r>
+              <w:rPr>
+                <w:rFonts w:ascii="Arial" w:hAnsi="Arial" w:eastAsia="Arial" w:cs="Arial"/>
+                <w:b/>
+                <w:i w:val="0"/>
+                <w:sz w:val="24"/>
+                <w:u w:val="none"/>
+              </w:rPr>
+              <w:t xml:space="preserve">Resources: </w:t>
+            </w:r>
+            <w:r>
+              <w:rPr>
+                <w:rFonts w:ascii="Arial" w:hAnsi="Arial" w:eastAsia="Arial" w:cs="Arial"/>
+                <w:b w:val="0"/>
+                <w:i w:val="0"/>
+                <w:sz w:val="24"/>
+                <w:u w:val="none"/>
+              </w:rPr>
+              <w:t>Pen, pencil, technology notebook, student's computer, email and password</w:t>
             </w:r>
           </w:p>
         </w:tc>
@@ -575,10 +1751,32 @@
               <w:bottom w:val="single" w:sz="4" w:space="0" w:color="auto"/>
               <w:right w:val="single" w:sz="4" w:space="0" w:color="auto"/>
             </w:tcBorders>
+            <w:vAlign w:val="top"/>
           </w:tcPr>
           <w:p>
-            <w:r>
-              <w:t>Resources: Pen, pencil, technology notebook, student's email and password, Google Classroom, Scratch access, starter files when needed, Google Sheets or Excel, prepared data files, micro:bit or simulator, USB cables, ultrasonic sensor, speaker or computer sound output, Google Sites access, project planning sheet, projector.</w:t>
+            <w:pPr>
+              <w:spacing w:line="360" w:lineRule="auto" w:before="0" w:after="0"/>
+            </w:pPr>
+            <w:r/>
+            <w:r>
+              <w:rPr>
+                <w:rFonts w:ascii="Arial" w:hAnsi="Arial" w:eastAsia="Arial" w:cs="Arial"/>
+                <w:b/>
+                <w:i w:val="0"/>
+                <w:sz w:val="24"/>
+                <w:u w:val="none"/>
+              </w:rPr>
+              <w:t xml:space="preserve">Resources: </w:t>
+            </w:r>
+            <w:r>
+              <w:rPr>
+                <w:rFonts w:ascii="Arial" w:hAnsi="Arial" w:eastAsia="Arial" w:cs="Arial"/>
+                <w:b w:val="0"/>
+                <w:i w:val="0"/>
+                <w:sz w:val="24"/>
+                <w:u w:val="none"/>
+              </w:rPr>
+              <w:t>Pen, pencil, technology notebook, student's computer, email and password</w:t>
             </w:r>
           </w:p>
         </w:tc>
@@ -594,9 +1792,30 @@
               <w:right w:val="single" w:sz="4" w:space="0" w:color="auto"/>
             </w:tcBorders>
             <w:shd w:val="clear" w:color="auto" w:fill="A8D08D"/>
+            <w:vAlign w:val="top"/>
           </w:tcPr>
           <w:p>
-            <w:r>
+            <w:pPr>
+              <w:jc w:val="center"/>
+              <w:spacing w:line="360" w:lineRule="auto" w:before="0" w:after="0"/>
+            </w:pPr>
+            <w:r>
+              <w:rPr>
+                <w:rFonts w:ascii="Arial" w:hAnsi="Arial" w:eastAsia="Arial" w:cs="Arial"/>
+                <w:b/>
+                <w:i w:val="0"/>
+                <w:sz w:val="24"/>
+                <w:u w:val="none"/>
+              </w:rPr>
+            </w:r>
+            <w:r>
+              <w:rPr>
+                <w:rFonts w:ascii="Arial" w:hAnsi="Arial" w:eastAsia="Arial" w:cs="Arial"/>
+                <w:b/>
+                <w:i w:val="0"/>
+                <w:sz w:val="24"/>
+                <w:u w:val="none"/>
+              </w:rPr>
               <w:t>7A, 7B day – 45min – October - Week 5</w:t>
             </w:r>
           </w:p>
@@ -611,9 +1830,30 @@
               <w:right w:val="single" w:sz="4" w:space="0" w:color="auto"/>
             </w:tcBorders>
             <w:shd w:val="clear" w:color="auto" w:fill="A8D08D"/>
+            <w:vAlign w:val="top"/>
           </w:tcPr>
           <w:p>
-            <w:r>
+            <w:pPr>
+              <w:jc w:val="center"/>
+              <w:spacing w:line="360" w:lineRule="auto" w:before="0" w:after="0"/>
+            </w:pPr>
+            <w:r>
+              <w:rPr>
+                <w:rFonts w:ascii="Arial" w:hAnsi="Arial" w:eastAsia="Arial" w:cs="Arial"/>
+                <w:b/>
+                <w:i w:val="0"/>
+                <w:sz w:val="24"/>
+                <w:u w:val="none"/>
+              </w:rPr>
+            </w:r>
+            <w:r>
+              <w:rPr>
+                <w:rFonts w:ascii="Arial" w:hAnsi="Arial" w:eastAsia="Arial" w:cs="Arial"/>
+                <w:b/>
+                <w:i w:val="0"/>
+                <w:sz w:val="24"/>
+                <w:u w:val="none"/>
+              </w:rPr>
               <w:t>7A, 7B day – 90 min – October - Week 5</w:t>
             </w:r>
           </w:p>
@@ -629,34 +1869,225 @@
               <w:bottom w:val="single" w:sz="4" w:space="0" w:color="auto"/>
               <w:right w:val="single" w:sz="4" w:space="0" w:color="auto"/>
             </w:tcBorders>
+            <w:vAlign w:val="top"/>
           </w:tcPr>
           <w:p>
-            <w:r>
-              <w:t>Topic:</w:t>
-              <w:br/>
+            <w:pPr>
+              <w:spacing w:line="360" w:lineRule="auto" w:before="0" w:after="0"/>
+            </w:pPr>
+            <w:r>
+              <w:rPr>
+                <w:rFonts w:ascii="Arial" w:hAnsi="Arial" w:eastAsia="Arial" w:cs="Arial"/>
+                <w:b/>
+                <w:i w:val="0"/>
+                <w:sz w:val="24"/>
+                <w:u w:val="none"/>
+              </w:rPr>
+              <w:t xml:space="preserve">Topic: </w:t>
+            </w:r>
+            <w:r>
+              <w:rPr>
+                <w:rFonts w:ascii="Arial" w:hAnsi="Arial" w:eastAsia="Arial" w:cs="Arial"/>
+                <w:b w:val="0"/>
+                <w:i w:val="0"/>
+                <w:sz w:val="24"/>
+                <w:u w:val="none"/>
+              </w:rPr>
               <w:t>Lists and organized data in Scratch</w:t>
-              <w:br/>
-              <w:br/>
-              <w:t>Pre-activities</w:t>
-              <w:br/>
+            </w:r>
+          </w:p>
+          <w:p>
+            <w:pPr>
+              <w:spacing w:line="360" w:lineRule="auto" w:before="0" w:after="0"/>
+            </w:pPr>
+            <w:r>
+              <w:rPr>
+                <w:rFonts w:ascii="Arial" w:hAnsi="Arial" w:eastAsia="Arial" w:cs="Arial"/>
+                <w:i w:val="0"/>
+                <w:sz w:val="24"/>
+                <w:u w:val="none"/>
+                <w:b/>
+                <w:bCs/>
+              </w:rPr>
+              <w:t>Class Objective:</w:t>
+            </w:r>
+          </w:p>
+          <w:p>
+            <w:pPr>
+              <w:spacing w:line="360" w:lineRule="auto" w:before="0" w:after="0"/>
+            </w:pPr>
+            <w:r>
+              <w:rPr>
+                <w:rFonts w:ascii="Arial" w:hAnsi="Arial" w:eastAsia="Arial" w:cs="Arial"/>
+                <w:i w:val="0"/>
+                <w:sz w:val="24"/>
+                <w:u w:val="none"/>
+              </w:rPr>
+              <w:t>Create a small Scratch list with at least 5 related items.</w:t>
+            </w:r>
+          </w:p>
+          <w:p>
+            <w:pPr>
+              <w:spacing w:line="360" w:lineRule="auto" w:before="0" w:after="0"/>
+            </w:pPr>
+            <w:r>
+              <w:rPr>
+                <w:rFonts w:ascii="Arial" w:hAnsi="Arial" w:eastAsia="Arial" w:cs="Arial"/>
+                <w:b/>
+                <w:i w:val="0"/>
+                <w:sz w:val="24"/>
+                <w:u w:val="none"/>
+              </w:rPr>
+              <w:t>Pre-activities:</w:t>
+            </w:r>
+          </w:p>
+          <w:p>
+            <w:pPr>
+              <w:spacing w:line="360" w:lineRule="auto" w:before="0" w:after="0"/>
+            </w:pPr>
+            <w:r>
+              <w:rPr>
+                <w:rFonts w:ascii="Arial" w:hAnsi="Arial" w:eastAsia="Arial" w:cs="Arial"/>
+                <w:b w:val="0"/>
+                <w:i w:val="0"/>
+                <w:sz w:val="24"/>
+                <w:u w:val="none"/>
+              </w:rPr>
               <w:t>Review Week 5 practice vocabulary (part 1).</w:t>
-              <w:br/>
+            </w:r>
+          </w:p>
+          <w:p>
+            <w:pPr>
+              <w:spacing w:line="360" w:lineRule="auto" w:before="0" w:after="0"/>
+            </w:pPr>
+            <w:r>
+              <w:rPr>
+                <w:rFonts w:ascii="Arial" w:hAnsi="Arial" w:eastAsia="Arial" w:cs="Arial"/>
+                <w:b w:val="0"/>
+                <w:i w:val="0"/>
+                <w:sz w:val="24"/>
+                <w:u w:val="none"/>
+              </w:rPr>
               <w:t>list: A group of related items stored together</w:t>
-              <w:br/>
+            </w:r>
+          </w:p>
+          <w:p>
+            <w:pPr>
+              <w:spacing w:line="360" w:lineRule="auto" w:before="0" w:after="0"/>
+            </w:pPr>
+            <w:r>
+              <w:rPr>
+                <w:rFonts w:ascii="Arial" w:hAnsi="Arial" w:eastAsia="Arial" w:cs="Arial"/>
+                <w:b w:val="0"/>
+                <w:i w:val="0"/>
+                <w:sz w:val="24"/>
+                <w:u w:val="none"/>
+              </w:rPr>
               <w:t>item: One thing in a list</w:t>
-              <w:br/>
+            </w:r>
+          </w:p>
+          <w:p>
+            <w:pPr>
+              <w:spacing w:line="360" w:lineRule="auto" w:before="0" w:after="0"/>
+            </w:pPr>
+            <w:r>
+              <w:rPr>
+                <w:rFonts w:ascii="Arial" w:hAnsi="Arial" w:eastAsia="Arial" w:cs="Arial"/>
+                <w:b w:val="0"/>
+                <w:i w:val="0"/>
+                <w:sz w:val="24"/>
+                <w:u w:val="none"/>
+              </w:rPr>
               <w:t>index: A position number in a list</w:t>
-              <w:br/>
+            </w:r>
+          </w:p>
+          <w:p>
+            <w:pPr>
+              <w:spacing w:line="360" w:lineRule="auto" w:before="0" w:after="0"/>
+            </w:pPr>
+            <w:r>
+              <w:rPr>
+                <w:rFonts w:ascii="Arial" w:hAnsi="Arial" w:eastAsia="Arial" w:cs="Arial"/>
+                <w:b w:val="0"/>
+                <w:i w:val="0"/>
+                <w:sz w:val="24"/>
+                <w:u w:val="none"/>
+              </w:rPr>
               <w:t>source: Where information or media comes from</w:t>
-              <w:br/>
-              <w:br/>
-              <w:t>While activities</w:t>
-              <w:br/>
-              <w:t>Create a small Scratch list with at least 5 related items. Add, display, and remove an item during the program.</w:t>
-              <w:br/>
-              <w:br/>
-              <w:t>Post activities</w:t>
-              <w:br/>
+            </w:r>
+          </w:p>
+          <w:p>
+            <w:pPr>
+              <w:spacing w:line="360" w:lineRule="auto" w:before="0" w:after="0"/>
+            </w:pPr>
+            <w:r>
+              <w:rPr>
+                <w:rFonts w:ascii="Arial" w:hAnsi="Arial" w:eastAsia="Arial" w:cs="Arial"/>
+                <w:b/>
+                <w:i w:val="0"/>
+                <w:sz w:val="24"/>
+                <w:u w:val="none"/>
+              </w:rPr>
+              <w:t>While activities:</w:t>
+            </w:r>
+          </w:p>
+          <w:p>
+            <w:pPr>
+              <w:spacing w:line="360" w:lineRule="auto" w:before="0" w:after="0"/>
+            </w:pPr>
+            <w:r>
+              <w:rPr>
+                <w:rFonts w:ascii="Arial" w:hAnsi="Arial" w:eastAsia="Arial" w:cs="Arial"/>
+                <w:b w:val="0"/>
+                <w:i w:val="0"/>
+                <w:sz w:val="24"/>
+                <w:u w:val="none"/>
+              </w:rPr>
+              <w:t>Create a small Scratch list with at least 5 related items.</w:t>
+            </w:r>
+          </w:p>
+          <w:p>
+            <w:pPr>
+              <w:spacing w:line="360" w:lineRule="auto" w:before="0" w:after="0"/>
+            </w:pPr>
+            <w:r>
+              <w:rPr>
+                <w:rFonts w:ascii="Arial" w:hAnsi="Arial" w:eastAsia="Arial" w:cs="Arial"/>
+                <w:b w:val="0"/>
+                <w:i w:val="0"/>
+                <w:sz w:val="24"/>
+                <w:u w:val="none"/>
+              </w:rPr>
+              <w:t>Add, display, and remove an item during the program.</w:t>
+            </w:r>
+          </w:p>
+          <w:p>
+            <w:pPr>
+              <w:spacing w:line="360" w:lineRule="auto" w:before="0" w:after="0"/>
+            </w:pPr>
+            <w:r>
+              <w:rPr>
+                <w:rFonts w:ascii="Arial" w:hAnsi="Arial" w:eastAsia="Arial" w:cs="Arial"/>
+                <w:b/>
+                <w:i w:val="0"/>
+                <w:sz w:val="24"/>
+                <w:u w:val="none"/>
+              </w:rPr>
+              <w:t>Post activities:</w:t>
+            </w:r>
+          </w:p>
+          <w:p>
+            <w:pPr>
+              <w:spacing w:line="360" w:lineRule="auto" w:before="0" w:after="0"/>
+            </w:pPr>
+            <w:r>
+              <w:rPr>
+                <w:rFonts w:ascii="Arial" w:hAnsi="Arial" w:eastAsia="Arial" w:cs="Arial"/>
+                <w:b w:val="0"/>
+                <w:i w:val="0"/>
+                <w:sz w:val="24"/>
+                <w:u w:val="none"/>
+              </w:rPr>
               <w:t>Record one game or app idea that could use a list.</w:t>
             </w:r>
           </w:p>
@@ -670,35 +2101,212 @@
               <w:bottom w:val="single" w:sz="4" w:space="0" w:color="auto"/>
               <w:right w:val="single" w:sz="4" w:space="0" w:color="auto"/>
             </w:tcBorders>
+            <w:vAlign w:val="top"/>
           </w:tcPr>
           <w:p>
-            <w:r>
-              <w:t>Topic:</w:t>
-              <w:br/>
+            <w:pPr>
+              <w:spacing w:line="360" w:lineRule="auto" w:before="0" w:after="0"/>
+            </w:pPr>
+            <w:r>
+              <w:rPr>
+                <w:rFonts w:ascii="Arial" w:hAnsi="Arial" w:eastAsia="Arial" w:cs="Arial"/>
+                <w:b/>
+                <w:i w:val="0"/>
+                <w:sz w:val="24"/>
+                <w:u w:val="none"/>
+              </w:rPr>
+              <w:t xml:space="preserve">Topic: </w:t>
+            </w:r>
+            <w:r>
+              <w:rPr>
+                <w:rFonts w:ascii="Arial" w:hAnsi="Arial" w:eastAsia="Arial" w:cs="Arial"/>
+                <w:b w:val="0"/>
+                <w:i w:val="0"/>
+                <w:sz w:val="24"/>
+                <w:u w:val="none"/>
+              </w:rPr>
               <w:t>Credible sources and plagiarism</w:t>
-              <w:br/>
-              <w:br/>
-              <w:t>Pre-activities</w:t>
-              <w:br/>
-              <w:t>Sort source examples into more credible and less credible.</w:t>
-              <w:br/>
-              <w:t>Review Week 5 practice vocabulary (part 2).</w:t>
-              <w:br/>
+            </w:r>
+          </w:p>
+          <w:p>
+            <w:pPr>
+              <w:spacing w:line="360" w:lineRule="auto" w:before="0" w:after="0"/>
+            </w:pPr>
+            <w:r>
+              <w:rPr>
+                <w:rFonts w:ascii="Arial" w:hAnsi="Arial" w:eastAsia="Arial" w:cs="Arial"/>
+                <w:i w:val="0"/>
+                <w:sz w:val="24"/>
+                <w:u w:val="none"/>
+                <w:b/>
+                <w:bCs/>
+              </w:rPr>
+              <w:t>Class Objective:</w:t>
+            </w:r>
+          </w:p>
+          <w:p>
+            <w:pPr>
+              <w:spacing w:line="360" w:lineRule="auto" w:before="0" w:after="0"/>
+            </w:pPr>
+            <w:r>
+              <w:rPr>
+                <w:rFonts w:ascii="Arial" w:hAnsi="Arial" w:eastAsia="Arial" w:cs="Arial"/>
+                <w:i w:val="0"/>
+                <w:sz w:val="24"/>
+                <w:u w:val="none"/>
+              </w:rPr>
+              <w:t>Evaluate 3 online sources using author/date/evidence/purpose, choose 1 credible source, record image or text credit information.</w:t>
+            </w:r>
+          </w:p>
+          <w:p>
+            <w:pPr>
+              <w:spacing w:line="360" w:lineRule="auto" w:before="0" w:after="0"/>
+            </w:pPr>
+            <w:r>
+              <w:rPr>
+                <w:rFonts w:ascii="Arial" w:hAnsi="Arial" w:eastAsia="Arial" w:cs="Arial"/>
+                <w:b/>
+                <w:i w:val="0"/>
+                <w:sz w:val="24"/>
+                <w:u w:val="none"/>
+              </w:rPr>
+              <w:t>Pre-activities:</w:t>
+            </w:r>
+          </w:p>
+          <w:p>
+            <w:pPr>
+              <w:spacing w:line="360" w:lineRule="auto" w:before="0" w:after="0"/>
+            </w:pPr>
+            <w:r>
+              <w:rPr>
+                <w:rFonts w:ascii="Arial" w:hAnsi="Arial" w:eastAsia="Arial" w:cs="Arial"/>
+                <w:b w:val="0"/>
+                <w:i w:val="0"/>
+                <w:sz w:val="24"/>
+                <w:u w:val="none"/>
+              </w:rPr>
+              <w:t>Sort source examples into more credible and less credible. Review Week 5 practice vocabulary (part 2).</w:t>
+            </w:r>
+          </w:p>
+          <w:p>
+            <w:pPr>
+              <w:spacing w:line="360" w:lineRule="auto" w:before="0" w:after="0"/>
+            </w:pPr>
+            <w:r>
+              <w:rPr>
+                <w:rFonts w:ascii="Arial" w:hAnsi="Arial" w:eastAsia="Arial" w:cs="Arial"/>
+                <w:b w:val="0"/>
+                <w:i w:val="0"/>
+                <w:sz w:val="24"/>
+                <w:u w:val="none"/>
+              </w:rPr>
               <w:t>credible: Trustworthy and believable</w:t>
-              <w:br/>
+            </w:r>
+          </w:p>
+          <w:p>
+            <w:pPr>
+              <w:spacing w:line="360" w:lineRule="auto" w:before="0" w:after="0"/>
+            </w:pPr>
+            <w:r>
+              <w:rPr>
+                <w:rFonts w:ascii="Arial" w:hAnsi="Arial" w:eastAsia="Arial" w:cs="Arial"/>
+                <w:b w:val="0"/>
+                <w:i w:val="0"/>
+                <w:sz w:val="24"/>
+                <w:u w:val="none"/>
+              </w:rPr>
               <w:t>citation: Information that shows where a source came from</w:t>
-              <w:br/>
+            </w:r>
+          </w:p>
+          <w:p>
+            <w:pPr>
+              <w:spacing w:line="360" w:lineRule="auto" w:before="0" w:after="0"/>
+            </w:pPr>
+            <w:r>
+              <w:rPr>
+                <w:rFonts w:ascii="Arial" w:hAnsi="Arial" w:eastAsia="Arial" w:cs="Arial"/>
+                <w:b w:val="0"/>
+                <w:i w:val="0"/>
+                <w:sz w:val="24"/>
+                <w:u w:val="none"/>
+              </w:rPr>
               <w:t>plagiarism: Using someone else's work as if it were your own</w:t>
-              <w:br/>
-              <w:br/>
-              <w:t>While activities</w:t>
-              <w:br/>
+            </w:r>
+          </w:p>
+          <w:p>
+            <w:pPr>
+              <w:spacing w:line="360" w:lineRule="auto" w:before="0" w:after="0"/>
+            </w:pPr>
+            <w:r>
+              <w:rPr>
+                <w:rFonts w:ascii="Arial" w:hAnsi="Arial" w:eastAsia="Arial" w:cs="Arial"/>
+                <w:b/>
+                <w:i w:val="0"/>
+                <w:sz w:val="24"/>
+                <w:u w:val="none"/>
+              </w:rPr>
+              <w:t>While activities:</w:t>
+            </w:r>
+          </w:p>
+          <w:p>
+            <w:pPr>
+              <w:spacing w:line="360" w:lineRule="auto" w:before="0" w:after="0"/>
+            </w:pPr>
+            <w:r>
+              <w:rPr>
+                <w:rFonts w:ascii="Arial" w:hAnsi="Arial" w:eastAsia="Arial" w:cs="Arial"/>
+                <w:b w:val="0"/>
+                <w:i w:val="0"/>
+                <w:sz w:val="24"/>
+                <w:highlight w:val="yellow"/>
+                <w:u w:val="none"/>
+              </w:rPr>
               <w:t>Complete Daily Grade #4: Evaluate 3 online sources using author/date/evidence/purpose, choose 1 credible source, record image or text credit information, and write 2 sentences explaining why the source is usable.</w:t>
-              <w:br/>
-              <w:br/>
-              <w:t>Post activities</w:t>
-              <w:br/>
-              <w:t>Submit the source check in Google Classroom. Share one warning sign of a weak source.</w:t>
+            </w:r>
+          </w:p>
+          <w:p>
+            <w:pPr>
+              <w:spacing w:line="360" w:lineRule="auto" w:before="0" w:after="0"/>
+            </w:pPr>
+            <w:r>
+              <w:rPr>
+                <w:rFonts w:ascii="Arial" w:hAnsi="Arial" w:eastAsia="Arial" w:cs="Arial"/>
+                <w:b/>
+                <w:i w:val="0"/>
+                <w:sz w:val="24"/>
+                <w:u w:val="none"/>
+              </w:rPr>
+              <w:t>Post activities:</w:t>
+            </w:r>
+          </w:p>
+          <w:p>
+            <w:pPr>
+              <w:spacing w:line="360" w:lineRule="auto" w:before="0" w:after="0"/>
+            </w:pPr>
+            <w:r>
+              <w:rPr>
+                <w:rFonts w:ascii="Arial" w:hAnsi="Arial" w:eastAsia="Arial" w:cs="Arial"/>
+                <w:b w:val="0"/>
+                <w:i w:val="0"/>
+                <w:sz w:val="24"/>
+                <w:u w:val="none"/>
+              </w:rPr>
+              <w:t>Submit the source check in Google Classroom.</w:t>
+            </w:r>
+          </w:p>
+          <w:p>
+            <w:pPr>
+              <w:spacing w:line="360" w:lineRule="auto" w:before="0" w:after="0"/>
+            </w:pPr>
+            <w:r>
+              <w:rPr>
+                <w:rFonts w:ascii="Arial" w:hAnsi="Arial" w:eastAsia="Arial" w:cs="Arial"/>
+                <w:b w:val="0"/>
+                <w:i w:val="0"/>
+                <w:sz w:val="24"/>
+                <w:u w:val="none"/>
+              </w:rPr>
+              <w:t>Share one warning sign of a weak source.</w:t>
             </w:r>
           </w:p>
         </w:tc>
@@ -716,10 +2324,32 @@
               <w:bottom w:val="single" w:sz="4" w:space="0" w:color="auto"/>
               <w:right w:val="single" w:sz="4" w:space="0" w:color="auto"/>
             </w:tcBorders>
+            <w:vAlign w:val="top"/>
           </w:tcPr>
           <w:p>
-            <w:r>
-              <w:t>Resources: Pen, pencil, technology notebook, student's email and password, Google Classroom, Scratch access, starter files when needed, Google Sheets or Excel, prepared data files, micro:bit or simulator, USB cables, ultrasonic sensor, speaker or computer sound output, Google Sites access, project planning sheet, projector.</w:t>
+            <w:pPr>
+              <w:spacing w:line="360" w:lineRule="auto" w:before="0" w:after="0"/>
+            </w:pPr>
+            <w:r/>
+            <w:r>
+              <w:rPr>
+                <w:rFonts w:ascii="Arial" w:hAnsi="Arial" w:eastAsia="Arial" w:cs="Arial"/>
+                <w:b/>
+                <w:i w:val="0"/>
+                <w:sz w:val="24"/>
+                <w:u w:val="none"/>
+              </w:rPr>
+              <w:t xml:space="preserve">Resources: </w:t>
+            </w:r>
+            <w:r>
+              <w:rPr>
+                <w:rFonts w:ascii="Arial" w:hAnsi="Arial" w:eastAsia="Arial" w:cs="Arial"/>
+                <w:b w:val="0"/>
+                <w:i w:val="0"/>
+                <w:sz w:val="24"/>
+                <w:u w:val="none"/>
+              </w:rPr>
+              <w:t>Pen, pencil, technology notebook, student's computer, email and password</w:t>
             </w:r>
           </w:p>
         </w:tc>
@@ -732,10 +2362,32 @@
               <w:bottom w:val="single" w:sz="4" w:space="0" w:color="auto"/>
               <w:right w:val="single" w:sz="4" w:space="0" w:color="auto"/>
             </w:tcBorders>
+            <w:vAlign w:val="top"/>
           </w:tcPr>
           <w:p>
-            <w:r>
-              <w:t>Resources: Pen, pencil, technology notebook, student's email and password, Google Classroom, Scratch access, starter files when needed, Google Sheets or Excel, prepared data files, micro:bit or simulator, USB cables, ultrasonic sensor, speaker or computer sound output, Google Sites access, project planning sheet, projector.</w:t>
+            <w:pPr>
+              <w:spacing w:line="360" w:lineRule="auto" w:before="0" w:after="0"/>
+            </w:pPr>
+            <w:r/>
+            <w:r>
+              <w:rPr>
+                <w:rFonts w:ascii="Arial" w:hAnsi="Arial" w:eastAsia="Arial" w:cs="Arial"/>
+                <w:b/>
+                <w:i w:val="0"/>
+                <w:sz w:val="24"/>
+                <w:u w:val="none"/>
+              </w:rPr>
+              <w:t xml:space="preserve">Resources: </w:t>
+            </w:r>
+            <w:r>
+              <w:rPr>
+                <w:rFonts w:ascii="Arial" w:hAnsi="Arial" w:eastAsia="Arial" w:cs="Arial"/>
+                <w:b w:val="0"/>
+                <w:i w:val="0"/>
+                <w:sz w:val="24"/>
+                <w:u w:val="none"/>
+              </w:rPr>
+              <w:t>Pen, pencil, technology notebook, student's computer, email and password</w:t>
             </w:r>
           </w:p>
         </w:tc>
@@ -751,9 +2403,30 @@
               <w:right w:val="single" w:sz="4" w:space="0" w:color="auto"/>
             </w:tcBorders>
             <w:shd w:val="clear" w:color="auto" w:fill="A8D08D"/>
+            <w:vAlign w:val="top"/>
           </w:tcPr>
           <w:p>
-            <w:r>
+            <w:pPr>
+              <w:jc w:val="center"/>
+              <w:spacing w:line="360" w:lineRule="auto" w:before="0" w:after="0"/>
+            </w:pPr>
+            <w:r>
+              <w:rPr>
+                <w:rFonts w:ascii="Arial" w:hAnsi="Arial" w:eastAsia="Arial" w:cs="Arial"/>
+                <w:b/>
+                <w:i w:val="0"/>
+                <w:sz w:val="24"/>
+                <w:u w:val="none"/>
+              </w:rPr>
+            </w:r>
+            <w:r>
+              <w:rPr>
+                <w:rFonts w:ascii="Arial" w:hAnsi="Arial" w:eastAsia="Arial" w:cs="Arial"/>
+                <w:b/>
+                <w:i w:val="0"/>
+                <w:sz w:val="24"/>
+                <w:u w:val="none"/>
+              </w:rPr>
               <w:t>7A, 7B day – 45min – October - Week 6</w:t>
             </w:r>
           </w:p>
@@ -768,9 +2441,30 @@
               <w:right w:val="single" w:sz="4" w:space="0" w:color="auto"/>
             </w:tcBorders>
             <w:shd w:val="clear" w:color="auto" w:fill="A8D08D"/>
+            <w:vAlign w:val="top"/>
           </w:tcPr>
           <w:p>
-            <w:r>
+            <w:pPr>
+              <w:jc w:val="center"/>
+              <w:spacing w:line="360" w:lineRule="auto" w:before="0" w:after="0"/>
+            </w:pPr>
+            <w:r>
+              <w:rPr>
+                <w:rFonts w:ascii="Arial" w:hAnsi="Arial" w:eastAsia="Arial" w:cs="Arial"/>
+                <w:b/>
+                <w:i w:val="0"/>
+                <w:sz w:val="24"/>
+                <w:u w:val="none"/>
+              </w:rPr>
+            </w:r>
+            <w:r>
+              <w:rPr>
+                <w:rFonts w:ascii="Arial" w:hAnsi="Arial" w:eastAsia="Arial" w:cs="Arial"/>
+                <w:b/>
+                <w:i w:val="0"/>
+                <w:sz w:val="24"/>
+                <w:u w:val="none"/>
+              </w:rPr>
               <w:t>7A, 7B day – 90 min – October - Week 6</w:t>
             </w:r>
           </w:p>
@@ -786,35 +2480,226 @@
               <w:bottom w:val="single" w:sz="4" w:space="0" w:color="auto"/>
               <w:right w:val="single" w:sz="4" w:space="0" w:color="auto"/>
             </w:tcBorders>
+            <w:vAlign w:val="top"/>
           </w:tcPr>
           <w:p>
-            <w:r>
-              <w:t>Topic:</w:t>
-              <w:br/>
+            <w:pPr>
+              <w:spacing w:line="360" w:lineRule="auto" w:before="0" w:after="0"/>
+            </w:pPr>
+            <w:r>
+              <w:rPr>
+                <w:rFonts w:ascii="Arial" w:hAnsi="Arial" w:eastAsia="Arial" w:cs="Arial"/>
+                <w:b/>
+                <w:i w:val="0"/>
+                <w:sz w:val="24"/>
+                <w:u w:val="none"/>
+              </w:rPr>
+              <w:t xml:space="preserve">Topic: </w:t>
+            </w:r>
+            <w:r>
+              <w:rPr>
+                <w:rFonts w:ascii="Arial" w:hAnsi="Arial" w:eastAsia="Arial" w:cs="Arial"/>
+                <w:b w:val="0"/>
+                <w:i w:val="0"/>
+                <w:sz w:val="24"/>
+                <w:u w:val="none"/>
+              </w:rPr>
               <w:t>Blog and media features</w:t>
-              <w:br/>
-              <w:br/>
-              <w:t>Pre-activities</w:t>
-              <w:br/>
+            </w:r>
+          </w:p>
+          <w:p>
+            <w:pPr>
+              <w:spacing w:line="360" w:lineRule="auto" w:before="0" w:after="0"/>
+            </w:pPr>
+            <w:r>
+              <w:rPr>
+                <w:rFonts w:ascii="Arial" w:hAnsi="Arial" w:eastAsia="Arial" w:cs="Arial"/>
+                <w:i w:val="0"/>
+                <w:sz w:val="24"/>
+                <w:u w:val="none"/>
+                <w:b/>
+                <w:bCs/>
+              </w:rPr>
+              <w:t>Class Objective:</w:t>
+            </w:r>
+          </w:p>
+          <w:p>
+            <w:pPr>
+              <w:spacing w:line="360" w:lineRule="auto" w:before="0" w:after="0"/>
+            </w:pPr>
+            <w:r>
+              <w:rPr>
+                <w:rFonts w:ascii="Arial" w:hAnsi="Arial" w:eastAsia="Arial" w:cs="Arial"/>
+                <w:i w:val="0"/>
+                <w:sz w:val="24"/>
+                <w:u w:val="none"/>
+              </w:rPr>
+              <w:t>Plan a short cause-based blog section with title, audience, main idea, one image idea, and one source credit for a topic such as recycling, clean water, safe technology use.</w:t>
+            </w:r>
+          </w:p>
+          <w:p>
+            <w:pPr>
+              <w:spacing w:line="360" w:lineRule="auto" w:before="0" w:after="0"/>
+            </w:pPr>
+            <w:r>
+              <w:rPr>
+                <w:rFonts w:ascii="Arial" w:hAnsi="Arial" w:eastAsia="Arial" w:cs="Arial"/>
+                <w:b/>
+                <w:i w:val="0"/>
+                <w:sz w:val="24"/>
+                <w:u w:val="none"/>
+              </w:rPr>
+              <w:t>Pre-activities:</w:t>
+            </w:r>
+          </w:p>
+          <w:p>
+            <w:pPr>
+              <w:spacing w:line="360" w:lineRule="auto" w:before="0" w:after="0"/>
+            </w:pPr>
+            <w:r>
+              <w:rPr>
+                <w:rFonts w:ascii="Arial" w:hAnsi="Arial" w:eastAsia="Arial" w:cs="Arial"/>
+                <w:b w:val="0"/>
+                <w:i w:val="0"/>
+                <w:sz w:val="24"/>
+                <w:u w:val="none"/>
+              </w:rPr>
               <w:t>Review Week 6 practice vocabulary (part 1).</w:t>
-              <w:br/>
+            </w:r>
+          </w:p>
+          <w:p>
+            <w:pPr>
+              <w:spacing w:line="360" w:lineRule="auto" w:before="0" w:after="0"/>
+            </w:pPr>
+            <w:r>
+              <w:rPr>
+                <w:rFonts w:ascii="Arial" w:hAnsi="Arial" w:eastAsia="Arial" w:cs="Arial"/>
+                <w:b w:val="0"/>
+                <w:i w:val="0"/>
+                <w:sz w:val="24"/>
+                <w:u w:val="none"/>
+              </w:rPr>
               <w:t>blog: A web page or post that shares ideas or information</w:t>
-              <w:br/>
+            </w:r>
+          </w:p>
+          <w:p>
+            <w:pPr>
+              <w:spacing w:line="360" w:lineRule="auto" w:before="0" w:after="0"/>
+            </w:pPr>
+            <w:r>
+              <w:rPr>
+                <w:rFonts w:ascii="Arial" w:hAnsi="Arial" w:eastAsia="Arial" w:cs="Arial"/>
+                <w:b w:val="0"/>
+                <w:i w:val="0"/>
+                <w:sz w:val="24"/>
+                <w:u w:val="none"/>
+              </w:rPr>
               <w:t>heading: A title for a section of text</w:t>
-              <w:br/>
+            </w:r>
+          </w:p>
+          <w:p>
+            <w:pPr>
+              <w:spacing w:line="360" w:lineRule="auto" w:before="0" w:after="0"/>
+            </w:pPr>
+            <w:r>
+              <w:rPr>
+                <w:rFonts w:ascii="Arial" w:hAnsi="Arial" w:eastAsia="Arial" w:cs="Arial"/>
+                <w:b w:val="0"/>
+                <w:i w:val="0"/>
+                <w:sz w:val="24"/>
+                <w:u w:val="none"/>
+              </w:rPr>
               <w:t>caption: Short text that explains an image</w:t>
-              <w:br/>
+            </w:r>
+          </w:p>
+          <w:p>
+            <w:pPr>
+              <w:spacing w:line="360" w:lineRule="auto" w:before="0" w:after="0"/>
+            </w:pPr>
+            <w:r>
+              <w:rPr>
+                <w:rFonts w:ascii="Arial" w:hAnsi="Arial" w:eastAsia="Arial" w:cs="Arial"/>
+                <w:b w:val="0"/>
+                <w:i w:val="0"/>
+                <w:sz w:val="24"/>
+                <w:u w:val="none"/>
+              </w:rPr>
               <w:t>paragraph: A group of sentences about one idea</w:t>
-              <w:br/>
-              <w:br/>
-              <w:t>While activities</w:t>
-              <w:br/>
+            </w:r>
+          </w:p>
+          <w:p>
+            <w:pPr>
+              <w:spacing w:line="360" w:lineRule="auto" w:before="0" w:after="0"/>
+            </w:pPr>
+            <w:r>
+              <w:rPr>
+                <w:rFonts w:ascii="Arial" w:hAnsi="Arial" w:eastAsia="Arial" w:cs="Arial"/>
+                <w:b/>
+                <w:i w:val="0"/>
+                <w:sz w:val="24"/>
+                <w:u w:val="none"/>
+              </w:rPr>
+              <w:t>While activities:</w:t>
+            </w:r>
+          </w:p>
+          <w:p>
+            <w:pPr>
+              <w:spacing w:line="360" w:lineRule="auto" w:before="0" w:after="0"/>
+            </w:pPr>
+            <w:r>
+              <w:rPr>
+                <w:rFonts w:ascii="Arial" w:hAnsi="Arial" w:eastAsia="Arial" w:cs="Arial"/>
+                <w:b w:val="0"/>
+                <w:i w:val="0"/>
+                <w:sz w:val="24"/>
+                <w:u w:val="none"/>
+              </w:rPr>
               <w:t>Plan a short cause-based blog section with title, audience, main idea, one image idea, and one source credit for a topic such as recycling, clean water, safe technology use, or school improvement.</w:t>
-              <w:br/>
-              <w:br/>
-              <w:t>Post activities</w:t>
-              <w:br/>
-              <w:t>Save the blog plan. Identify one feature that helps readers understand the message.</w:t>
+            </w:r>
+          </w:p>
+          <w:p>
+            <w:pPr>
+              <w:spacing w:line="360" w:lineRule="auto" w:before="0" w:after="0"/>
+            </w:pPr>
+            <w:r>
+              <w:rPr>
+                <w:rFonts w:ascii="Arial" w:hAnsi="Arial" w:eastAsia="Arial" w:cs="Arial"/>
+                <w:b/>
+                <w:i w:val="0"/>
+                <w:sz w:val="24"/>
+                <w:u w:val="none"/>
+              </w:rPr>
+              <w:t>Post activities:</w:t>
+            </w:r>
+          </w:p>
+          <w:p>
+            <w:pPr>
+              <w:spacing w:line="360" w:lineRule="auto" w:before="0" w:after="0"/>
+            </w:pPr>
+            <w:r>
+              <w:rPr>
+                <w:rFonts w:ascii="Arial" w:hAnsi="Arial" w:eastAsia="Arial" w:cs="Arial"/>
+                <w:b w:val="0"/>
+                <w:i w:val="0"/>
+                <w:sz w:val="24"/>
+                <w:u w:val="none"/>
+              </w:rPr>
+              <w:t>Save the blog plan.</w:t>
+            </w:r>
+          </w:p>
+          <w:p>
+            <w:pPr>
+              <w:spacing w:line="360" w:lineRule="auto" w:before="0" w:after="0"/>
+            </w:pPr>
+            <w:r>
+              <w:rPr>
+                <w:rFonts w:ascii="Arial" w:hAnsi="Arial" w:eastAsia="Arial" w:cs="Arial"/>
+                <w:b w:val="0"/>
+                <w:i w:val="0"/>
+                <w:sz w:val="24"/>
+                <w:u w:val="none"/>
+              </w:rPr>
+              <w:t>Identify one feature that helps readers understand the message.</w:t>
             </w:r>
           </w:p>
         </w:tc>
@@ -827,33 +2712,203 @@
               <w:bottom w:val="single" w:sz="4" w:space="0" w:color="auto"/>
               <w:right w:val="single" w:sz="4" w:space="0" w:color="auto"/>
             </w:tcBorders>
+            <w:vAlign w:val="top"/>
+            <w:tcMar>
+              <w:top w:w="90" w:type="dxa"/>
+              <w:start w:w="90" w:type="dxa"/>
+              <w:bottom w:w="90" w:type="dxa"/>
+              <w:end w:w="90" w:type="dxa"/>
+            </w:tcMar>
           </w:tcPr>
           <w:p>
-            <w:r>
-              <w:t>Topic:</w:t>
-              <w:br/>
+            <w:pPr>
+              <w:spacing w:before="0" w:after="0" w:line="276" w:lineRule="auto"/>
+            </w:pPr>
+            <w:r>
+              <w:rPr>
+                <w:rFonts w:ascii="Arial" w:hAnsi="Arial" w:eastAsia="Arial"/>
+                <w:b/>
+                <w:sz w:val="24"/>
+              </w:rPr>
+              <w:t xml:space="preserve">Topic: </w:t>
+            </w:r>
+            <w:r>
+              <w:rPr>
+                <w:rFonts w:ascii="Arial" w:hAnsi="Arial" w:eastAsia="Arial"/>
+                <w:b w:val="0"/>
+                <w:sz w:val="24"/>
+              </w:rPr>
               <w:t>Building a short media post</w:t>
-              <w:br/>
-              <w:br/>
-              <w:t>Pre-activities</w:t>
-              <w:br/>
+            </w:r>
+          </w:p>
+          <w:p>
+            <w:pPr>
+              <w:spacing w:before="0" w:after="0" w:line="276" w:lineRule="auto"/>
+            </w:pPr>
+            <w:r>
+              <w:rPr>
+                <w:rFonts w:ascii="Arial" w:hAnsi="Arial" w:eastAsia="Arial"/>
+                <w:sz w:val="24"/>
+                <w:b/>
+                <w:bCs/>
+              </w:rPr>
+              <w:t>Class Objective:</w:t>
+            </w:r>
+          </w:p>
+          <w:p>
+            <w:pPr>
+              <w:spacing w:before="0" w:after="0" w:line="276" w:lineRule="auto"/>
+            </w:pPr>
+            <w:r>
+              <w:rPr>
+                <w:rFonts w:ascii="Arial" w:hAnsi="Arial" w:eastAsia="Arial"/>
+                <w:sz w:val="24"/>
+              </w:rPr>
+              <w:t>Complete a blog/media responsibility reflection about organization, source credit, effort, receiving feedback, and revision habits.</w:t>
+            </w:r>
+          </w:p>
+          <w:p>
+            <w:pPr>
+              <w:spacing w:before="0" w:after="0" w:line="276" w:lineRule="auto"/>
+            </w:pPr>
+            <w:r>
+              <w:rPr>
+                <w:rFonts w:ascii="Arial" w:hAnsi="Arial" w:eastAsia="Arial"/>
+                <w:b/>
+                <w:sz w:val="24"/>
+              </w:rPr>
+              <w:t>Pre-activities:</w:t>
+            </w:r>
+          </w:p>
+          <w:p>
+            <w:pPr>
+              <w:spacing w:before="0" w:after="0" w:line="276" w:lineRule="auto"/>
+            </w:pPr>
+            <w:r>
+              <w:rPr>
+                <w:rFonts w:ascii="Arial" w:hAnsi="Arial" w:eastAsia="Arial"/>
+                <w:b w:val="0"/>
+                <w:sz w:val="24"/>
+              </w:rPr>
               <w:t>Review Week 6 practice vocabulary (part 2).</w:t>
-              <w:br/>
+            </w:r>
+          </w:p>
+          <w:p>
+            <w:pPr>
+              <w:spacing w:before="0" w:after="0" w:line="276" w:lineRule="auto"/>
+            </w:pPr>
+            <w:r>
+              <w:rPr>
+                <w:rFonts w:ascii="Arial" w:hAnsi="Arial" w:eastAsia="Arial"/>
+                <w:b w:val="0"/>
+                <w:sz w:val="24"/>
+              </w:rPr>
               <w:t>layout: How text and images are arranged</w:t>
-              <w:br/>
+            </w:r>
+          </w:p>
+          <w:p>
+            <w:pPr>
+              <w:spacing w:before="0" w:after="0" w:line="276" w:lineRule="auto"/>
+            </w:pPr>
+            <w:r>
+              <w:rPr>
+                <w:rFonts w:ascii="Arial" w:hAnsi="Arial" w:eastAsia="Arial"/>
+                <w:b w:val="0"/>
+                <w:sz w:val="24"/>
+              </w:rPr>
               <w:t>call to action: Words that ask the reader to do something</w:t>
-              <w:br/>
+            </w:r>
+          </w:p>
+          <w:p>
+            <w:pPr>
+              <w:spacing w:before="0" w:after="0" w:line="276" w:lineRule="auto"/>
+            </w:pPr>
+            <w:r>
+              <w:rPr>
+                <w:rFonts w:ascii="Arial" w:hAnsi="Arial" w:eastAsia="Arial"/>
+                <w:b w:val="0"/>
+                <w:sz w:val="24"/>
+              </w:rPr>
               <w:t>credit: A note that says who made or provided something</w:t>
-              <w:br/>
-              <w:br/>
-              <w:t>While activities</w:t>
-              <w:br/>
-              <w:t>Create a short Google Sites blog-style post with heading, short paragraph, image, source credit, and call to action.</w:t>
-              <w:br/>
-              <w:br/>
-              <w:t>Post activities</w:t>
-              <w:br/>
-              <w:t>Submit the draft. Write one revision to improve clarity or credibility.</w:t>
+            </w:r>
+          </w:p>
+          <w:p>
+            <w:pPr>
+              <w:spacing w:before="0" w:after="0" w:line="276" w:lineRule="auto"/>
+            </w:pPr>
+            <w:r>
+              <w:rPr>
+                <w:rFonts w:ascii="Arial" w:hAnsi="Arial" w:eastAsia="Arial"/>
+                <w:b/>
+                <w:sz w:val="24"/>
+              </w:rPr>
+              <w:t>While activities:</w:t>
+            </w:r>
+          </w:p>
+          <w:p>
+            <w:pPr>
+              <w:spacing w:before="0" w:after="0" w:line="276" w:lineRule="auto"/>
+            </w:pPr>
+            <w:r>
+              <w:rPr>
+                <w:rFonts w:ascii="Arial" w:hAnsi="Arial" w:eastAsia="Arial"/>
+                <w:b w:val="0"/>
+                <w:sz w:val="24"/>
+                <w:highlight w:val="yellow"/>
+              </w:rPr>
+              <w:t>Complete Appreciation Grade #2: Complete a blog/media responsibility reflection about organization, source credit, effort, receiving feedback, and revision habits.</w:t>
+            </w:r>
+          </w:p>
+          <w:p>
+            <w:pPr>
+              <w:spacing w:before="0" w:after="0" w:line="276" w:lineRule="auto"/>
+            </w:pPr>
+            <w:r>
+              <w:rPr>
+                <w:rFonts w:ascii="Arial" w:hAnsi="Arial" w:eastAsia="Arial"/>
+                <w:b w:val="0"/>
+                <w:sz w:val="24"/>
+              </w:rPr>
+              <w:t>Then create a short Google Sites blog-style post with heading, short paragraph, image, source credit, and call to action.</w:t>
+            </w:r>
+          </w:p>
+          <w:p>
+            <w:pPr>
+              <w:spacing w:before="0" w:after="0" w:line="276" w:lineRule="auto"/>
+            </w:pPr>
+            <w:r>
+              <w:rPr>
+                <w:rFonts w:ascii="Arial" w:hAnsi="Arial" w:eastAsia="Arial"/>
+                <w:b/>
+                <w:sz w:val="24"/>
+              </w:rPr>
+              <w:t>Post activities:</w:t>
+            </w:r>
+          </w:p>
+          <w:p>
+            <w:pPr>
+              <w:spacing w:before="0" w:after="0" w:line="276" w:lineRule="auto"/>
+            </w:pPr>
+            <w:r>
+              <w:rPr>
+                <w:rFonts w:ascii="Arial" w:hAnsi="Arial" w:eastAsia="Arial"/>
+                <w:b w:val="0"/>
+                <w:sz w:val="24"/>
+              </w:rPr>
+              <w:t>Submit the draft and reflection.</w:t>
+            </w:r>
+          </w:p>
+          <w:p>
+            <w:pPr>
+              <w:spacing w:before="0" w:after="0" w:line="276" w:lineRule="auto"/>
+            </w:pPr>
+            <w:r>
+              <w:rPr>
+                <w:rFonts w:ascii="Arial" w:hAnsi="Arial" w:eastAsia="Arial"/>
+                <w:b w:val="0"/>
+                <w:sz w:val="24"/>
+              </w:rPr>
+              <w:t>Write one revision to improve clarity or credibility.</w:t>
             </w:r>
           </w:p>
         </w:tc>
@@ -868,10 +2923,32 @@
               <w:bottom w:val="single" w:sz="4" w:space="0" w:color="auto"/>
               <w:right w:val="single" w:sz="4" w:space="0" w:color="auto"/>
             </w:tcBorders>
+            <w:vAlign w:val="top"/>
           </w:tcPr>
           <w:p>
-            <w:r>
-              <w:t>Resources: Pen, pencil, technology notebook, student's email and password, Google Classroom, Scratch access, starter files when needed, Google Sheets or Excel, prepared data files, micro:bit or simulator, USB cables, ultrasonic sensor, speaker or computer sound output, Google Sites access, project planning sheet, projector.</w:t>
+            <w:pPr>
+              <w:spacing w:line="360" w:lineRule="auto" w:before="0" w:after="0"/>
+            </w:pPr>
+            <w:r/>
+            <w:r>
+              <w:rPr>
+                <w:rFonts w:ascii="Arial" w:hAnsi="Arial" w:eastAsia="Arial" w:cs="Arial"/>
+                <w:b/>
+                <w:i w:val="0"/>
+                <w:sz w:val="24"/>
+                <w:u w:val="none"/>
+              </w:rPr>
+              <w:t xml:space="preserve">Resources: </w:t>
+            </w:r>
+            <w:r>
+              <w:rPr>
+                <w:rFonts w:ascii="Arial" w:hAnsi="Arial" w:eastAsia="Arial" w:cs="Arial"/>
+                <w:b w:val="0"/>
+                <w:i w:val="0"/>
+                <w:sz w:val="24"/>
+                <w:u w:val="none"/>
+              </w:rPr>
+              <w:t>Pen, pencil, technology notebook, student's computer, email and password</w:t>
             </w:r>
           </w:p>
         </w:tc>
@@ -884,10 +2961,32 @@
               <w:bottom w:val="single" w:sz="4" w:space="0" w:color="auto"/>
               <w:right w:val="single" w:sz="4" w:space="0" w:color="auto"/>
             </w:tcBorders>
+            <w:vAlign w:val="top"/>
           </w:tcPr>
           <w:p>
-            <w:r>
-              <w:t>Resources: Pen, pencil, technology notebook, student's email and password, Google Classroom, Scratch access, starter files when needed, Google Sheets or Excel, prepared data files, micro:bit or simulator, USB cables, ultrasonic sensor, speaker or computer sound output, Google Sites access, project planning sheet, projector.</w:t>
+            <w:pPr>
+              <w:spacing w:line="360" w:lineRule="auto" w:before="0" w:after="0"/>
+            </w:pPr>
+            <w:r/>
+            <w:r>
+              <w:rPr>
+                <w:rFonts w:ascii="Arial" w:hAnsi="Arial" w:eastAsia="Arial" w:cs="Arial"/>
+                <w:b/>
+                <w:i w:val="0"/>
+                <w:sz w:val="24"/>
+                <w:u w:val="none"/>
+              </w:rPr>
+              <w:t xml:space="preserve">Resources: </w:t>
+            </w:r>
+            <w:r>
+              <w:rPr>
+                <w:rFonts w:ascii="Arial" w:hAnsi="Arial" w:eastAsia="Arial" w:cs="Arial"/>
+                <w:b w:val="0"/>
+                <w:i w:val="0"/>
+                <w:sz w:val="24"/>
+                <w:u w:val="none"/>
+              </w:rPr>
+              <w:t>Pen, pencil, technology notebook, student's computer, email and password</w:t>
             </w:r>
           </w:p>
         </w:tc>
@@ -903,9 +3002,30 @@
               <w:right w:val="single" w:sz="4" w:space="0" w:color="auto"/>
             </w:tcBorders>
             <w:shd w:val="clear" w:color="auto" w:fill="A8D08D"/>
+            <w:vAlign w:val="top"/>
           </w:tcPr>
           <w:p>
-            <w:r>
+            <w:pPr>
+              <w:jc w:val="center"/>
+              <w:spacing w:line="360" w:lineRule="auto" w:before="0" w:after="0"/>
+            </w:pPr>
+            <w:r>
+              <w:rPr>
+                <w:rFonts w:ascii="Arial" w:hAnsi="Arial" w:eastAsia="Arial" w:cs="Arial"/>
+                <w:b/>
+                <w:i w:val="0"/>
+                <w:sz w:val="24"/>
+                <w:u w:val="none"/>
+              </w:rPr>
+            </w:r>
+            <w:r>
+              <w:rPr>
+                <w:rFonts w:ascii="Arial" w:hAnsi="Arial" w:eastAsia="Arial" w:cs="Arial"/>
+                <w:b/>
+                <w:i w:val="0"/>
+                <w:sz w:val="24"/>
+                <w:u w:val="none"/>
+              </w:rPr>
               <w:t>7A, 7B day – 45min – October - Week 7</w:t>
             </w:r>
           </w:p>
@@ -920,9 +3040,30 @@
               <w:right w:val="single" w:sz="4" w:space="0" w:color="auto"/>
             </w:tcBorders>
             <w:shd w:val="clear" w:color="auto" w:fill="A8D08D"/>
+            <w:vAlign w:val="top"/>
           </w:tcPr>
           <w:p>
-            <w:r>
+            <w:pPr>
+              <w:jc w:val="center"/>
+              <w:spacing w:line="360" w:lineRule="auto" w:before="0" w:after="0"/>
+            </w:pPr>
+            <w:r>
+              <w:rPr>
+                <w:rFonts w:ascii="Arial" w:hAnsi="Arial" w:eastAsia="Arial" w:cs="Arial"/>
+                <w:b/>
+                <w:i w:val="0"/>
+                <w:sz w:val="24"/>
+                <w:u w:val="none"/>
+              </w:rPr>
+            </w:r>
+            <w:r>
+              <w:rPr>
+                <w:rFonts w:ascii="Arial" w:hAnsi="Arial" w:eastAsia="Arial" w:cs="Arial"/>
+                <w:b/>
+                <w:i w:val="0"/>
+                <w:sz w:val="24"/>
+                <w:u w:val="none"/>
+              </w:rPr>
               <w:t>7A, 7B day – 90 min – October - Week 7</w:t>
             </w:r>
           </w:p>
@@ -938,35 +3079,241 @@
               <w:bottom w:val="single" w:sz="4" w:space="0" w:color="auto"/>
               <w:right w:val="single" w:sz="4" w:space="0" w:color="auto"/>
             </w:tcBorders>
+            <w:vAlign w:val="top"/>
           </w:tcPr>
           <w:p>
-            <w:r>
-              <w:t>Topic:</w:t>
-              <w:br/>
+            <w:pPr>
+              <w:spacing w:line="360" w:lineRule="auto" w:before="0" w:after="0"/>
+            </w:pPr>
+            <w:r>
+              <w:rPr>
+                <w:rFonts w:ascii="Arial" w:hAnsi="Arial" w:eastAsia="Arial" w:cs="Arial"/>
+                <w:b/>
+                <w:i w:val="0"/>
+                <w:sz w:val="24"/>
+                <w:u w:val="none"/>
+              </w:rPr>
+              <w:t xml:space="preserve">Topic: </w:t>
+            </w:r>
+            <w:r>
+              <w:rPr>
+                <w:rFonts w:ascii="Arial" w:hAnsi="Arial" w:eastAsia="Arial" w:cs="Arial"/>
+                <w:b w:val="0"/>
+                <w:i w:val="0"/>
+                <w:sz w:val="24"/>
+                <w:u w:val="none"/>
+              </w:rPr>
               <w:t>Micro:bit sensor systems</w:t>
-              <w:br/>
-              <w:br/>
-              <w:t>Pre-activities</w:t>
-              <w:br/>
+            </w:r>
+          </w:p>
+          <w:p>
+            <w:pPr>
+              <w:spacing w:line="360" w:lineRule="auto" w:before="0" w:after="0"/>
+            </w:pPr>
+            <w:r>
+              <w:rPr>
+                <w:rFonts w:ascii="Arial" w:hAnsi="Arial" w:eastAsia="Arial" w:cs="Arial"/>
+                <w:i w:val="0"/>
+                <w:sz w:val="24"/>
+                <w:u w:val="none"/>
+                <w:b/>
+                <w:bCs/>
+              </w:rPr>
+              <w:t>Class Objective:</w:t>
+            </w:r>
+          </w:p>
+          <w:p>
+            <w:pPr>
+              <w:spacing w:line="360" w:lineRule="auto" w:before="0" w:after="0"/>
+            </w:pPr>
+            <w:r>
+              <w:rPr>
+                <w:rFonts w:ascii="Arial" w:hAnsi="Arial" w:eastAsia="Arial" w:cs="Arial"/>
+                <w:i w:val="0"/>
+                <w:sz w:val="24"/>
+                <w:u w:val="none"/>
+              </w:rPr>
+              <w:t>Draw a simple system diagram for a micro:bit project that uses a sensor input to trigger an output.</w:t>
+            </w:r>
+          </w:p>
+          <w:p>
+            <w:pPr>
+              <w:spacing w:line="360" w:lineRule="auto" w:before="0" w:after="0"/>
+            </w:pPr>
+            <w:r>
+              <w:rPr>
+                <w:rFonts w:ascii="Arial" w:hAnsi="Arial" w:eastAsia="Arial" w:cs="Arial"/>
+                <w:b/>
+                <w:i w:val="0"/>
+                <w:sz w:val="24"/>
+                <w:u w:val="none"/>
+              </w:rPr>
+              <w:t>Pre-activities:</w:t>
+            </w:r>
+          </w:p>
+          <w:p>
+            <w:pPr>
+              <w:spacing w:line="360" w:lineRule="auto" w:before="0" w:after="0"/>
+            </w:pPr>
+            <w:r>
+              <w:rPr>
+                <w:rFonts w:ascii="Arial" w:hAnsi="Arial" w:eastAsia="Arial" w:cs="Arial"/>
+                <w:b w:val="0"/>
+                <w:i w:val="0"/>
+                <w:sz w:val="24"/>
+                <w:u w:val="none"/>
+              </w:rPr>
               <w:t>Review Week 7 practice vocabulary (part 1).</w:t>
-              <w:br/>
+            </w:r>
+          </w:p>
+          <w:p>
+            <w:pPr>
+              <w:spacing w:line="360" w:lineRule="auto" w:before="0" w:after="0"/>
+            </w:pPr>
+            <w:r>
+              <w:rPr>
+                <w:rFonts w:ascii="Arial" w:hAnsi="Arial" w:eastAsia="Arial" w:cs="Arial"/>
+                <w:b w:val="0"/>
+                <w:i w:val="0"/>
+                <w:sz w:val="24"/>
+                <w:u w:val="none"/>
+              </w:rPr>
               <w:t>input: Information that goes into a system or program</w:t>
-              <w:br/>
+            </w:r>
+          </w:p>
+          <w:p>
+            <w:pPr>
+              <w:spacing w:line="360" w:lineRule="auto" w:before="0" w:after="0"/>
+            </w:pPr>
+            <w:r>
+              <w:rPr>
+                <w:rFonts w:ascii="Arial" w:hAnsi="Arial" w:eastAsia="Arial" w:cs="Arial"/>
+                <w:b w:val="0"/>
+                <w:i w:val="0"/>
+                <w:sz w:val="24"/>
+                <w:u w:val="none"/>
+              </w:rPr>
               <w:t>output: What a system or program produces</w:t>
-              <w:br/>
+            </w:r>
+          </w:p>
+          <w:p>
+            <w:pPr>
+              <w:spacing w:line="360" w:lineRule="auto" w:before="0" w:after="0"/>
+            </w:pPr>
+            <w:r>
+              <w:rPr>
+                <w:rFonts w:ascii="Arial" w:hAnsi="Arial" w:eastAsia="Arial" w:cs="Arial"/>
+                <w:b w:val="0"/>
+                <w:i w:val="0"/>
+                <w:sz w:val="24"/>
+                <w:u w:val="none"/>
+              </w:rPr>
               <w:t>sensor: A part that detects information from the environment</w:t>
-              <w:br/>
+            </w:r>
+          </w:p>
+          <w:p>
+            <w:pPr>
+              <w:spacing w:line="360" w:lineRule="auto" w:before="0" w:after="0"/>
+            </w:pPr>
+            <w:r>
+              <w:rPr>
+                <w:rFonts w:ascii="Arial" w:hAnsi="Arial" w:eastAsia="Arial" w:cs="Arial"/>
+                <w:b w:val="0"/>
+                <w:i w:val="0"/>
+                <w:sz w:val="24"/>
+                <w:u w:val="none"/>
+              </w:rPr>
               <w:t>signal: A sign or message sent to show information</w:t>
-              <w:br/>
-              <w:br/>
-              <w:t>While activities</w:t>
-              <w:br/>
-              <w:t>Draw a simple system diagram for a micro:bit project that uses a sensor input to trigger an output. Label input, process, output, and signal.</w:t>
-              <w:br/>
-              <w:br/>
-              <w:t>Post activities</w:t>
-              <w:br/>
-              <w:t>Share the diagram. Add one missing label after feedback.</w:t>
+            </w:r>
+          </w:p>
+          <w:p>
+            <w:pPr>
+              <w:spacing w:line="360" w:lineRule="auto" w:before="0" w:after="0"/>
+            </w:pPr>
+            <w:r>
+              <w:rPr>
+                <w:rFonts w:ascii="Arial" w:hAnsi="Arial" w:eastAsia="Arial" w:cs="Arial"/>
+                <w:b/>
+                <w:i w:val="0"/>
+                <w:sz w:val="24"/>
+                <w:u w:val="none"/>
+              </w:rPr>
+              <w:t>While activities:</w:t>
+            </w:r>
+          </w:p>
+          <w:p>
+            <w:pPr>
+              <w:spacing w:line="360" w:lineRule="auto" w:before="0" w:after="0"/>
+            </w:pPr>
+            <w:r>
+              <w:rPr>
+                <w:rFonts w:ascii="Arial" w:hAnsi="Arial" w:eastAsia="Arial" w:cs="Arial"/>
+                <w:b w:val="0"/>
+                <w:i w:val="0"/>
+                <w:sz w:val="24"/>
+                <w:u w:val="none"/>
+              </w:rPr>
+              <w:t>Draw a simple system diagram for a micro:bit project that uses a sensor input to trigger an output.</w:t>
+            </w:r>
+          </w:p>
+          <w:p>
+            <w:pPr>
+              <w:spacing w:line="360" w:lineRule="auto" w:before="0" w:after="0"/>
+            </w:pPr>
+            <w:r>
+              <w:rPr>
+                <w:rFonts w:ascii="Arial" w:hAnsi="Arial" w:eastAsia="Arial" w:cs="Arial"/>
+                <w:b w:val="0"/>
+                <w:i w:val="0"/>
+                <w:sz w:val="24"/>
+                <w:u w:val="none"/>
+              </w:rPr>
+              <w:t>Label input, process, output, and signal.</w:t>
+            </w:r>
+          </w:p>
+          <w:p>
+            <w:pPr>
+              <w:spacing w:line="360" w:lineRule="auto" w:before="0" w:after="0"/>
+            </w:pPr>
+            <w:r>
+              <w:rPr>
+                <w:rFonts w:ascii="Arial" w:hAnsi="Arial" w:eastAsia="Arial" w:cs="Arial"/>
+                <w:b/>
+                <w:i w:val="0"/>
+                <w:sz w:val="24"/>
+                <w:u w:val="none"/>
+              </w:rPr>
+              <w:t>Post activities:</w:t>
+            </w:r>
+          </w:p>
+          <w:p>
+            <w:pPr>
+              <w:spacing w:line="360" w:lineRule="auto" w:before="0" w:after="0"/>
+            </w:pPr>
+            <w:r>
+              <w:rPr>
+                <w:rFonts w:ascii="Arial" w:hAnsi="Arial" w:eastAsia="Arial" w:cs="Arial"/>
+                <w:b w:val="0"/>
+                <w:i w:val="0"/>
+                <w:sz w:val="24"/>
+                <w:u w:val="none"/>
+              </w:rPr>
+              <w:t>Share the diagram.</w:t>
+            </w:r>
+          </w:p>
+          <w:p>
+            <w:pPr>
+              <w:spacing w:line="360" w:lineRule="auto" w:before="0" w:after="0"/>
+            </w:pPr>
+            <w:r>
+              <w:rPr>
+                <w:rFonts w:ascii="Arial" w:hAnsi="Arial" w:eastAsia="Arial" w:cs="Arial"/>
+                <w:b w:val="0"/>
+                <w:i w:val="0"/>
+                <w:sz w:val="24"/>
+                <w:u w:val="none"/>
+              </w:rPr>
+              <w:t>Add one missing label after feedback.</w:t>
             </w:r>
           </w:p>
         </w:tc>
@@ -979,33 +3326,203 @@
               <w:bottom w:val="single" w:sz="4" w:space="0" w:color="auto"/>
               <w:right w:val="single" w:sz="4" w:space="0" w:color="auto"/>
             </w:tcBorders>
+            <w:vAlign w:val="top"/>
+            <w:tcMar>
+              <w:top w:w="90" w:type="dxa"/>
+              <w:start w:w="90" w:type="dxa"/>
+              <w:bottom w:w="90" w:type="dxa"/>
+              <w:end w:w="90" w:type="dxa"/>
+            </w:tcMar>
           </w:tcPr>
           <w:p>
-            <w:r>
-              <w:t>Topic:</w:t>
-              <w:br/>
-              <w:t>Mandrake Detection System preview</w:t>
-              <w:br/>
-              <w:br/>
-              <w:t>Pre-activities</w:t>
-              <w:br/>
+            <w:pPr>
+              <w:spacing w:before="0" w:after="0" w:line="276" w:lineRule="auto"/>
+            </w:pPr>
+            <w:r>
+              <w:rPr>
+                <w:rFonts w:ascii="Arial" w:hAnsi="Arial" w:eastAsia="Arial"/>
+                <w:b/>
+                <w:sz w:val="24"/>
+              </w:rPr>
+              <w:t xml:space="preserve">Topic: </w:t>
+            </w:r>
+            <w:r>
+              <w:rPr>
+                <w:rFonts w:ascii="Arial" w:hAnsi="Arial" w:eastAsia="Arial"/>
+                <w:b w:val="0"/>
+                <w:sz w:val="24"/>
+              </w:rPr>
+              <w:t>Mandrake sensor-system design plan</w:t>
+            </w:r>
+          </w:p>
+          <w:p>
+            <w:pPr>
+              <w:spacing w:before="0" w:after="0" w:line="276" w:lineRule="auto"/>
+            </w:pPr>
+            <w:r>
+              <w:rPr>
+                <w:rFonts w:ascii="Arial" w:hAnsi="Arial" w:eastAsia="Arial"/>
+                <w:sz w:val="24"/>
+                <w:b/>
+                <w:bCs/>
+              </w:rPr>
+              <w:t>Class Objective:</w:t>
+            </w:r>
+          </w:p>
+          <w:p>
+            <w:pPr>
+              <w:spacing w:before="0" w:after="0" w:line="276" w:lineRule="auto"/>
+            </w:pPr>
+            <w:r>
+              <w:rPr>
+                <w:rFonts w:ascii="Arial" w:hAnsi="Arial" w:eastAsia="Arial"/>
+                <w:sz w:val="24"/>
+              </w:rPr>
+              <w:t>Create a micro:bit sensor-system design plan with project purpose, input, process, output, threshold rule, parts list, simple diagram, and 2 testing questions.</w:t>
+            </w:r>
+          </w:p>
+          <w:p>
+            <w:pPr>
+              <w:spacing w:before="0" w:after="0" w:line="276" w:lineRule="auto"/>
+            </w:pPr>
+            <w:r>
+              <w:rPr>
+                <w:rFonts w:ascii="Arial" w:hAnsi="Arial" w:eastAsia="Arial"/>
+                <w:b/>
+                <w:sz w:val="24"/>
+              </w:rPr>
+              <w:t>Pre-activities:</w:t>
+            </w:r>
+          </w:p>
+          <w:p>
+            <w:pPr>
+              <w:spacing w:before="0" w:after="0" w:line="276" w:lineRule="auto"/>
+            </w:pPr>
+            <w:r>
+              <w:rPr>
+                <w:rFonts w:ascii="Arial" w:hAnsi="Arial" w:eastAsia="Arial"/>
+                <w:b w:val="0"/>
+                <w:sz w:val="24"/>
+              </w:rPr>
               <w:t>Review Week 7 practice vocabulary (part 2).</w:t>
-              <w:br/>
+            </w:r>
+          </w:p>
+          <w:p>
+            <w:pPr>
+              <w:spacing w:before="0" w:after="0" w:line="276" w:lineRule="auto"/>
+            </w:pPr>
+            <w:r>
+              <w:rPr>
+                <w:rFonts w:ascii="Arial" w:hAnsi="Arial" w:eastAsia="Arial"/>
+                <w:b w:val="0"/>
+                <w:sz w:val="24"/>
+              </w:rPr>
               <w:t>threshold: A limit where an action changes</w:t>
-              <w:br/>
+            </w:r>
+          </w:p>
+          <w:p>
+            <w:pPr>
+              <w:spacing w:before="0" w:after="0" w:line="276" w:lineRule="auto"/>
+            </w:pPr>
+            <w:r>
+              <w:rPr>
+                <w:rFonts w:ascii="Arial" w:hAnsi="Arial" w:eastAsia="Arial"/>
+                <w:b w:val="0"/>
+                <w:sz w:val="24"/>
+              </w:rPr>
               <w:t>Bluetooth: A wireless way for devices to communicate nearby</w:t>
-              <w:br/>
+            </w:r>
+          </w:p>
+          <w:p>
+            <w:pPr>
+              <w:spacing w:before="0" w:after="0" w:line="276" w:lineRule="auto"/>
+            </w:pPr>
+            <w:r>
+              <w:rPr>
+                <w:rFonts w:ascii="Arial" w:hAnsi="Arial" w:eastAsia="Arial"/>
+                <w:b w:val="0"/>
+                <w:sz w:val="24"/>
+              </w:rPr>
               <w:t>microbit: A small computer board used for coding projects</w:t>
-              <w:br/>
-              <w:br/>
-              <w:t>While activities</w:t>
-              <w:br/>
-              <w:t>Build a project concept map showing parts, sensor reading, trigger condition, output sound, and one safety or reliability concern. Test a simple sensor-threshold idea with classroom equipment when available.</w:t>
-              <w:br/>
-              <w:br/>
-              <w:t>Post activities</w:t>
-              <w:br/>
-              <w:t>Save the concept map. Write one question to answer before project week.</w:t>
+            </w:r>
+          </w:p>
+          <w:p>
+            <w:pPr>
+              <w:spacing w:before="0" w:after="0" w:line="276" w:lineRule="auto"/>
+            </w:pPr>
+            <w:r>
+              <w:rPr>
+                <w:rFonts w:ascii="Arial" w:hAnsi="Arial" w:eastAsia="Arial"/>
+                <w:b/>
+                <w:sz w:val="24"/>
+              </w:rPr>
+              <w:t>While activities:</w:t>
+            </w:r>
+          </w:p>
+          <w:p>
+            <w:pPr>
+              <w:spacing w:before="0" w:after="0" w:line="276" w:lineRule="auto"/>
+            </w:pPr>
+            <w:r>
+              <w:rPr>
+                <w:rFonts w:ascii="Arial" w:hAnsi="Arial" w:eastAsia="Arial"/>
+                <w:b w:val="0"/>
+                <w:sz w:val="24"/>
+                <w:highlight w:val="yellow"/>
+              </w:rPr>
+              <w:t>Complete Daily Grade #5: Create a micro:bit sensor-system design plan with project purpose, input, process, output, threshold rule, parts list, simple diagram, and 2 testing questions.</w:t>
+            </w:r>
+          </w:p>
+          <w:p>
+            <w:pPr>
+              <w:spacing w:before="0" w:after="0" w:line="276" w:lineRule="auto"/>
+            </w:pPr>
+            <w:r>
+              <w:rPr>
+                <w:rFonts w:ascii="Arial" w:hAnsi="Arial" w:eastAsia="Arial"/>
+                <w:b w:val="0"/>
+                <w:sz w:val="24"/>
+              </w:rPr>
+              <w:t>Then test a simple sensor-threshold idea with classroom equipment when available.</w:t>
+            </w:r>
+          </w:p>
+          <w:p>
+            <w:pPr>
+              <w:spacing w:before="0" w:after="0" w:line="276" w:lineRule="auto"/>
+            </w:pPr>
+            <w:r>
+              <w:rPr>
+                <w:rFonts w:ascii="Arial" w:hAnsi="Arial" w:eastAsia="Arial"/>
+                <w:b/>
+                <w:sz w:val="24"/>
+              </w:rPr>
+              <w:t>Post activities:</w:t>
+            </w:r>
+          </w:p>
+          <w:p>
+            <w:pPr>
+              <w:spacing w:before="0" w:after="0" w:line="276" w:lineRule="auto"/>
+            </w:pPr>
+            <w:r>
+              <w:rPr>
+                <w:rFonts w:ascii="Arial" w:hAnsi="Arial" w:eastAsia="Arial"/>
+                <w:b w:val="0"/>
+                <w:sz w:val="24"/>
+              </w:rPr>
+              <w:t>Submit the design plan.</w:t>
+            </w:r>
+          </w:p>
+          <w:p>
+            <w:pPr>
+              <w:spacing w:before="0" w:after="0" w:line="276" w:lineRule="auto"/>
+            </w:pPr>
+            <w:r>
+              <w:rPr>
+                <w:rFonts w:ascii="Arial" w:hAnsi="Arial" w:eastAsia="Arial"/>
+                <w:b w:val="0"/>
+                <w:sz w:val="24"/>
+              </w:rPr>
+              <w:t>Save one threshold question to answer during project testing.</w:t>
             </w:r>
           </w:p>
         </w:tc>
@@ -1020,10 +3537,32 @@
               <w:bottom w:val="single" w:sz="4" w:space="0" w:color="auto"/>
               <w:right w:val="single" w:sz="4" w:space="0" w:color="auto"/>
             </w:tcBorders>
+            <w:vAlign w:val="top"/>
           </w:tcPr>
           <w:p>
-            <w:r>
-              <w:t>Resources: Pen, pencil, technology notebook, student's email and password, Google Classroom, Scratch access, starter files when needed, Google Sheets or Excel, prepared data files, micro:bit or simulator, USB cables, ultrasonic sensor, speaker or computer sound output, Google Sites access, project planning sheet, projector.</w:t>
+            <w:pPr>
+              <w:spacing w:line="360" w:lineRule="auto" w:before="0" w:after="0"/>
+            </w:pPr>
+            <w:r/>
+            <w:r>
+              <w:rPr>
+                <w:rFonts w:ascii="Arial" w:hAnsi="Arial" w:eastAsia="Arial" w:cs="Arial"/>
+                <w:b/>
+                <w:i w:val="0"/>
+                <w:sz w:val="24"/>
+                <w:u w:val="none"/>
+              </w:rPr>
+              <w:t xml:space="preserve">Resources: </w:t>
+            </w:r>
+            <w:r>
+              <w:rPr>
+                <w:rFonts w:ascii="Arial" w:hAnsi="Arial" w:eastAsia="Arial" w:cs="Arial"/>
+                <w:b w:val="0"/>
+                <w:i w:val="0"/>
+                <w:sz w:val="24"/>
+                <w:u w:val="none"/>
+              </w:rPr>
+              <w:t>Pen, pencil, technology notebook, student's computer, email and password</w:t>
             </w:r>
           </w:p>
         </w:tc>
@@ -1036,10 +3575,32 @@
               <w:bottom w:val="single" w:sz="4" w:space="0" w:color="auto"/>
               <w:right w:val="single" w:sz="4" w:space="0" w:color="auto"/>
             </w:tcBorders>
+            <w:vAlign w:val="top"/>
           </w:tcPr>
           <w:p>
-            <w:r>
-              <w:t>Resources: Pen, pencil, technology notebook, student's email and password, Google Classroom, Scratch access, starter files when needed, Google Sheets or Excel, prepared data files, micro:bit or simulator, USB cables, ultrasonic sensor, speaker or computer sound output, Google Sites access, project planning sheet, projector.</w:t>
+            <w:pPr>
+              <w:spacing w:line="360" w:lineRule="auto" w:before="0" w:after="0"/>
+            </w:pPr>
+            <w:r/>
+            <w:r>
+              <w:rPr>
+                <w:rFonts w:ascii="Arial" w:hAnsi="Arial" w:eastAsia="Arial" w:cs="Arial"/>
+                <w:b/>
+                <w:i w:val="0"/>
+                <w:sz w:val="24"/>
+                <w:u w:val="none"/>
+              </w:rPr>
+              <w:t xml:space="preserve">Resources: </w:t>
+            </w:r>
+            <w:r>
+              <w:rPr>
+                <w:rFonts w:ascii="Arial" w:hAnsi="Arial" w:eastAsia="Arial" w:cs="Arial"/>
+                <w:b w:val="0"/>
+                <w:i w:val="0"/>
+                <w:sz w:val="24"/>
+                <w:u w:val="none"/>
+              </w:rPr>
+              <w:t>Pen, pencil, technology notebook, student's computer, email and password</w:t>
             </w:r>
           </w:p>
         </w:tc>
@@ -1051,6 +3612,7 @@
           <w:sz w:val="24"/>
           <w:szCs w:val="24"/>
         </w:rPr>
+        <w:spacing w:line="360" w:lineRule="auto" w:before="0" w:after="0"/>
       </w:pPr>
     </w:p>
     <w:sectPr>
@@ -8362,19 +10924,6 @@
       <w:szCs w:val="30"/>
     </w:rPr>
   </w:style>
-  <w:style w:type="table" w:customStyle="1" w:styleId="a">
-    <w:basedOn w:val="TableNormal4"/>
-    <w:tblPr>
-      <w:tblStyleRowBandSize w:val="1"/>
-      <w:tblStyleColBandSize w:val="1"/>
-      <w:tblCellMar>
-        <w:top w:w="100" w:type="dxa"/>
-        <w:left w:w="100" w:type="dxa"/>
-        <w:bottom w:w="100" w:type="dxa"/>
-        <w:right w:w="100" w:type="dxa"/>
-      </w:tblCellMar>
-    </w:tblPr>
-  </w:style>
   <w:style w:type="paragraph" w:styleId="ListParagraph">
     <w:name w:val="List Paragraph"/>
     <w:basedOn w:val="Normal"/>
@@ -8712,238 +11261,6 @@
       <w:szCs w:val="24"/>
     </w:rPr>
   </w:style>
-  <w:style w:type="table" w:customStyle="1" w:styleId="a0">
-    <w:basedOn w:val="TableNormal4"/>
-    <w:pPr>
-      <w:spacing w:line="240" w:lineRule="auto"/>
-    </w:pPr>
-    <w:tblPr>
-      <w:tblStyleRowBandSize w:val="1"/>
-      <w:tblStyleColBandSize w:val="1"/>
-      <w:tblCellMar>
-        <w:left w:w="108" w:type="dxa"/>
-        <w:right w:w="108" w:type="dxa"/>
-      </w:tblCellMar>
-    </w:tblPr>
-  </w:style>
-  <w:style w:type="table" w:customStyle="1" w:styleId="a1">
-    <w:basedOn w:val="TableNormal4"/>
-    <w:pPr>
-      <w:spacing w:line="240" w:lineRule="auto"/>
-    </w:pPr>
-    <w:tblPr>
-      <w:tblStyleRowBandSize w:val="1"/>
-      <w:tblStyleColBandSize w:val="1"/>
-      <w:tblCellMar>
-        <w:left w:w="108" w:type="dxa"/>
-        <w:right w:w="108" w:type="dxa"/>
-      </w:tblCellMar>
-    </w:tblPr>
-  </w:style>
-  <w:style w:type="table" w:customStyle="1" w:styleId="a2">
-    <w:basedOn w:val="TableNormal4"/>
-    <w:pPr>
-      <w:spacing w:line="240" w:lineRule="auto"/>
-    </w:pPr>
-    <w:tblPr>
-      <w:tblStyleRowBandSize w:val="1"/>
-      <w:tblStyleColBandSize w:val="1"/>
-      <w:tblCellMar>
-        <w:left w:w="108" w:type="dxa"/>
-        <w:right w:w="108" w:type="dxa"/>
-      </w:tblCellMar>
-    </w:tblPr>
-  </w:style>
-  <w:style w:type="table" w:customStyle="1" w:styleId="a3">
-    <w:basedOn w:val="TableNormal4"/>
-    <w:pPr>
-      <w:spacing w:line="240" w:lineRule="auto"/>
-    </w:pPr>
-    <w:tblPr>
-      <w:tblStyleRowBandSize w:val="1"/>
-      <w:tblStyleColBandSize w:val="1"/>
-      <w:tblCellMar>
-        <w:left w:w="108" w:type="dxa"/>
-        <w:right w:w="108" w:type="dxa"/>
-      </w:tblCellMar>
-    </w:tblPr>
-  </w:style>
-  <w:style w:type="table" w:customStyle="1" w:styleId="a4">
-    <w:basedOn w:val="TableNormal4"/>
-    <w:pPr>
-      <w:spacing w:line="240" w:lineRule="auto"/>
-    </w:pPr>
-    <w:tblPr>
-      <w:tblStyleRowBandSize w:val="1"/>
-      <w:tblStyleColBandSize w:val="1"/>
-      <w:tblCellMar>
-        <w:left w:w="108" w:type="dxa"/>
-        <w:right w:w="108" w:type="dxa"/>
-      </w:tblCellMar>
-    </w:tblPr>
-  </w:style>
-  <w:style w:type="table" w:customStyle="1" w:styleId="a5">
-    <w:basedOn w:val="TableNormal4"/>
-    <w:pPr>
-      <w:spacing w:line="240" w:lineRule="auto"/>
-    </w:pPr>
-    <w:tblPr>
-      <w:tblStyleRowBandSize w:val="1"/>
-      <w:tblStyleColBandSize w:val="1"/>
-      <w:tblCellMar>
-        <w:left w:w="108" w:type="dxa"/>
-        <w:right w:w="108" w:type="dxa"/>
-      </w:tblCellMar>
-    </w:tblPr>
-  </w:style>
-  <w:style w:type="table" w:customStyle="1" w:styleId="a6">
-    <w:basedOn w:val="TableNormal4"/>
-    <w:pPr>
-      <w:spacing w:line="240" w:lineRule="auto"/>
-    </w:pPr>
-    <w:tblPr>
-      <w:tblStyleRowBandSize w:val="1"/>
-      <w:tblStyleColBandSize w:val="1"/>
-      <w:tblCellMar>
-        <w:left w:w="108" w:type="dxa"/>
-        <w:right w:w="108" w:type="dxa"/>
-      </w:tblCellMar>
-    </w:tblPr>
-  </w:style>
-  <w:style w:type="table" w:customStyle="1" w:styleId="a7">
-    <w:basedOn w:val="TableNormal4"/>
-    <w:pPr>
-      <w:spacing w:line="240" w:lineRule="auto"/>
-    </w:pPr>
-    <w:tblPr>
-      <w:tblStyleRowBandSize w:val="1"/>
-      <w:tblStyleColBandSize w:val="1"/>
-      <w:tblCellMar>
-        <w:left w:w="108" w:type="dxa"/>
-        <w:right w:w="108" w:type="dxa"/>
-      </w:tblCellMar>
-    </w:tblPr>
-  </w:style>
-  <w:style w:type="table" w:customStyle="1" w:styleId="a8">
-    <w:basedOn w:val="TableNormal4"/>
-    <w:pPr>
-      <w:spacing w:line="240" w:lineRule="auto"/>
-    </w:pPr>
-    <w:tblPr>
-      <w:tblStyleRowBandSize w:val="1"/>
-      <w:tblStyleColBandSize w:val="1"/>
-      <w:tblCellMar>
-        <w:left w:w="108" w:type="dxa"/>
-        <w:right w:w="108" w:type="dxa"/>
-      </w:tblCellMar>
-    </w:tblPr>
-  </w:style>
-  <w:style w:type="table" w:customStyle="1" w:styleId="a9">
-    <w:basedOn w:val="TableNormal4"/>
-    <w:pPr>
-      <w:spacing w:line="240" w:lineRule="auto"/>
-    </w:pPr>
-    <w:tblPr>
-      <w:tblStyleRowBandSize w:val="1"/>
-      <w:tblStyleColBandSize w:val="1"/>
-      <w:tblCellMar>
-        <w:left w:w="108" w:type="dxa"/>
-        <w:right w:w="108" w:type="dxa"/>
-      </w:tblCellMar>
-    </w:tblPr>
-  </w:style>
-  <w:style w:type="table" w:customStyle="1" w:styleId="aa">
-    <w:basedOn w:val="TableNormal4"/>
-    <w:pPr>
-      <w:spacing w:line="240" w:lineRule="auto"/>
-    </w:pPr>
-    <w:tblPr>
-      <w:tblStyleRowBandSize w:val="1"/>
-      <w:tblStyleColBandSize w:val="1"/>
-      <w:tblCellMar>
-        <w:left w:w="108" w:type="dxa"/>
-        <w:right w:w="108" w:type="dxa"/>
-      </w:tblCellMar>
-    </w:tblPr>
-  </w:style>
-  <w:style w:type="table" w:customStyle="1" w:styleId="ab">
-    <w:basedOn w:val="TableNormal4"/>
-    <w:pPr>
-      <w:spacing w:line="240" w:lineRule="auto"/>
-    </w:pPr>
-    <w:tblPr>
-      <w:tblStyleRowBandSize w:val="1"/>
-      <w:tblStyleColBandSize w:val="1"/>
-      <w:tblCellMar>
-        <w:left w:w="108" w:type="dxa"/>
-        <w:right w:w="108" w:type="dxa"/>
-      </w:tblCellMar>
-    </w:tblPr>
-  </w:style>
-  <w:style w:type="table" w:customStyle="1" w:styleId="ac">
-    <w:basedOn w:val="TableNormal1"/>
-    <w:pPr>
-      <w:spacing w:line="240" w:lineRule="auto"/>
-    </w:pPr>
-    <w:tblPr>
-      <w:tblStyleRowBandSize w:val="1"/>
-      <w:tblStyleColBandSize w:val="1"/>
-      <w:tblCellMar>
-        <w:top w:w="100" w:type="dxa"/>
-        <w:left w:w="108" w:type="dxa"/>
-        <w:bottom w:w="100" w:type="dxa"/>
-        <w:right w:w="108" w:type="dxa"/>
-      </w:tblCellMar>
-    </w:tblPr>
-  </w:style>
-  <w:style w:type="table" w:customStyle="1" w:styleId="ad">
-    <w:basedOn w:val="TableNormal1"/>
-    <w:pPr>
-      <w:spacing w:line="240" w:lineRule="auto"/>
-    </w:pPr>
-    <w:tblPr>
-      <w:tblStyleRowBandSize w:val="1"/>
-      <w:tblStyleColBandSize w:val="1"/>
-      <w:tblCellMar>
-        <w:top w:w="100" w:type="dxa"/>
-        <w:left w:w="108" w:type="dxa"/>
-        <w:bottom w:w="100" w:type="dxa"/>
-        <w:right w:w="108" w:type="dxa"/>
-      </w:tblCellMar>
-    </w:tblPr>
-  </w:style>
-  <w:style w:type="table" w:customStyle="1" w:styleId="ae">
-    <w:basedOn w:val="TableNormal1"/>
-    <w:pPr>
-      <w:spacing w:line="240" w:lineRule="auto"/>
-    </w:pPr>
-    <w:tblPr>
-      <w:tblStyleRowBandSize w:val="1"/>
-      <w:tblStyleColBandSize w:val="1"/>
-      <w:tblCellMar>
-        <w:top w:w="100" w:type="dxa"/>
-        <w:left w:w="108" w:type="dxa"/>
-        <w:bottom w:w="100" w:type="dxa"/>
-        <w:right w:w="108" w:type="dxa"/>
-      </w:tblCellMar>
-    </w:tblPr>
-  </w:style>
-  <w:style w:type="table" w:customStyle="1" w:styleId="af">
-    <w:basedOn w:val="TableNormal1"/>
-    <w:pPr>
-      <w:spacing w:line="240" w:lineRule="auto"/>
-    </w:pPr>
-    <w:tblPr>
-      <w:tblStyleRowBandSize w:val="1"/>
-      <w:tblStyleColBandSize w:val="1"/>
-      <w:tblCellMar>
-        <w:top w:w="100" w:type="dxa"/>
-        <w:left w:w="108" w:type="dxa"/>
-        <w:bottom w:w="100" w:type="dxa"/>
-        <w:right w:w="108" w:type="dxa"/>
-      </w:tblCellMar>
-    </w:tblPr>
-  </w:style>
   <w:style w:type="character" w:styleId="Strong">
     <w:name w:val="Strong"/>
     <w:basedOn w:val="DefaultParagraphFont"/>
@@ -8954,19 +11271,6 @@
       <w:b/>
       <w:bCs/>
     </w:rPr>
-  </w:style>
-  <w:style w:type="table" w:customStyle="1" w:styleId="af0">
-    <w:basedOn w:val="TableNormal"/>
-    <w:tblPr>
-      <w:tblStyleRowBandSize w:val="1"/>
-      <w:tblStyleColBandSize w:val="1"/>
-      <w:tblCellMar>
-        <w:top w:w="15" w:type="dxa"/>
-        <w:left w:w="15" w:type="dxa"/>
-        <w:bottom w:w="15" w:type="dxa"/>
-        <w:right w:w="15" w:type="dxa"/>
-      </w:tblCellMar>
-    </w:tblPr>
   </w:style>
   <w:style w:type="character" w:styleId="Hyperlink">
     <w:name w:val="Hyperlink"/>
